--- a/fuentes/33130245_CF3_DI.docx
+++ b/fuentes/33130245_CF3_DI.docx
@@ -1,6 +1,6 @@
 
 <file path=word/document.xml><?xml version="1.0" encoding="utf-8"?>
-<w:document xmlns:wpc="http://schemas.microsoft.com/office/word/2010/wordprocessingCanvas" xmlns:cx="http://schemas.microsoft.com/office/drawing/2014/chartex" xmlns:mc="http://schemas.openxmlformats.org/markup-compatibility/2006" xmlns:o="urn:schemas-microsoft-com:office:office" xmlns:r="http://schemas.openxmlformats.org/officeDocument/2006/relationships" xmlns:m="http://schemas.openxmlformats.org/officeDocument/2006/math" xmlns:v="urn:schemas-microsoft-com:vml" xmlns:wp14="http://schemas.microsoft.com/office/word/2010/wordprocessingDrawing" xmlns:wp="http://schemas.openxmlformats.org/drawingml/2006/wordprocessingDrawing" xmlns:w10="urn:schemas-microsoft-com:office:word" xmlns:w="http://schemas.openxmlformats.org/wordprocessingml/2006/main" xmlns:w14="http://schemas.microsoft.com/office/word/2010/wordml" xmlns:w15="http://schemas.microsoft.com/office/word/2012/wordml" xmlns:w16se="http://schemas.microsoft.com/office/word/2015/wordml/symex" xmlns:wpg="http://schemas.microsoft.com/office/word/2010/wordprocessingGroup" xmlns:wpi="http://schemas.microsoft.com/office/word/2010/wordprocessingInk" xmlns:wne="http://schemas.microsoft.com/office/word/2006/wordml" xmlns:wps="http://schemas.microsoft.com/office/word/2010/wordprocessingShape" mc:Ignorable="w14 w15 w16se wp14">
+<w:document xmlns:wpc="http://schemas.microsoft.com/office/word/2010/wordprocessingCanvas" xmlns:cx="http://schemas.microsoft.com/office/drawing/2014/chartex" xmlns:cx1="http://schemas.microsoft.com/office/drawing/2015/9/8/chartex" xmlns:cx2="http://schemas.microsoft.com/office/drawing/2015/10/21/chartex" xmlns:cx3="http://schemas.microsoft.com/office/drawing/2016/5/9/chartex" xmlns:cx4="http://schemas.microsoft.com/office/drawing/2016/5/10/chartex" xmlns:cx5="http://schemas.microsoft.com/office/drawing/2016/5/11/chartex" xmlns:cx6="http://schemas.microsoft.com/office/drawing/2016/5/12/chartex" xmlns:cx7="http://schemas.microsoft.com/office/drawing/2016/5/13/chartex" xmlns:cx8="http://schemas.microsoft.com/office/drawing/2016/5/14/chartex" xmlns:mc="http://schemas.openxmlformats.org/markup-compatibility/2006" xmlns:m="http://schemas.openxmlformats.org/officeDocument/2006/math" xmlns:aink="http://schemas.microsoft.com/office/drawing/2016/ink" xmlns:am3d="http://schemas.microsoft.com/office/drawing/2017/model3d" xmlns:oel="http://schemas.microsoft.com/office/2019/extlst" xmlns:r="http://schemas.openxmlformats.org/officeDocument/2006/relationships" xmlns:wp14="http://schemas.microsoft.com/office/word/2010/wordprocessingDrawing" xmlns:wp="http://schemas.openxmlformats.org/drawingml/2006/wordprocessingDrawing" xmlns:wpg="http://schemas.microsoft.com/office/word/2010/wordprocessingGroup" xmlns:wpi="http://schemas.microsoft.com/office/word/2010/wordprocessingInk" xmlns:wps="http://schemas.microsoft.com/office/word/2010/wordprocessingShape" xmlns:o="urn:schemas-microsoft-com:office:office" xmlns:v="urn:schemas-microsoft-com:vml" xmlns:w10="urn:schemas-microsoft-com:office:word" xmlns:w="http://schemas.openxmlformats.org/wordprocessingml/2006/main" xmlns:w14="http://schemas.microsoft.com/office/word/2010/wordml" xmlns:w15="http://schemas.microsoft.com/office/word/2012/wordml" xmlns:w16cex="http://schemas.microsoft.com/office/word/2018/wordml/cex" xmlns:w16cid="http://schemas.microsoft.com/office/word/2016/wordml/cid" xmlns:w16="http://schemas.microsoft.com/office/word/2018/wordml" xmlns:w16sdtdh="http://schemas.microsoft.com/office/word/2020/wordml/sdtdatahash" xmlns:w16sdtfl="http://schemas.microsoft.com/office/word/2024/wordml/sdtformatlock" xmlns:w16se="http://schemas.microsoft.com/office/word/2015/wordml/symex" xmlns:w16du="http://schemas.microsoft.com/office/word/2023/wordml/word16du" xmlns:wne="http://schemas.microsoft.com/office/word/2006/wordml" mc:Ignorable="w14 w15 w16se w16cid w16 w16cex w16sdtdh w16sdtfl w16du wp14">
   <w:body>
     <w:p>
       <w:pPr>
@@ -1396,8 +1396,6 @@
                               </w:rPr>
                               <w:t>33130245</w:t>
                             </w:r>
-                            <w:bookmarkStart w:id="0" w:name="_GoBack"/>
-                            <w:bookmarkEnd w:id="0"/>
                           </w:p>
                         </w:txbxContent>
                       </wps:txbx>
@@ -6425,7 +6423,7 @@
         </w:rPr>
         <w:t xml:space="preserve">Pasos para el acompañamiento psicosocial a personas migrantes y comunidades </w:t>
       </w:r>
-      <w:commentRangeStart w:id="2"/>
+      <w:commentRangeStart w:id="0"/>
       <w:r>
         <w:rPr>
           <w:bCs/>
@@ -6436,12 +6434,16 @@
         </w:rPr>
         <w:t>receptoras</w:t>
       </w:r>
-      <w:commentRangeEnd w:id="2"/>
+      <w:commentRangeEnd w:id="0"/>
       <w:r>
         <w:rPr>
           <w:rStyle w:val="Refdecomentario"/>
-        </w:rPr>
-        <w:commentReference w:id="2"/>
+          <w:bCs/>
+          <w:color w:val="000000" w:themeColor="text1"/>
+          <w:sz w:val="20"/>
+          <w:szCs w:val="20"/>
+        </w:rPr>
+        <w:commentReference w:id="0"/>
       </w:r>
     </w:p>
     <w:p>
@@ -6471,7 +6473,7 @@
             <wp:cNvGraphicFramePr/>
             <a:graphic xmlns:a="http://schemas.openxmlformats.org/drawingml/2006/main">
               <a:graphicData uri="http://schemas.openxmlformats.org/drawingml/2006/diagram">
-                <dgm:relIds xmlns:dgm="http://schemas.openxmlformats.org/drawingml/2006/diagram" xmlns:r="http://schemas.openxmlformats.org/officeDocument/2006/relationships" r:dm="rId24" r:lo="rId25" r:qs="rId26" r:cs="rId27"/>
+                <dgm:relIds xmlns:dgm="http://schemas.openxmlformats.org/drawingml/2006/diagram" xmlns:r="http://schemas.openxmlformats.org/officeDocument/2006/relationships" r:dm="rId25" r:lo="rId26" r:qs="rId27" r:cs="rId28"/>
               </a:graphicData>
             </a:graphic>
           </wp:inline>
@@ -7438,7 +7440,7 @@
         </w:rPr>
         <w:t xml:space="preserve">Este componente formativo aborda el uso de herramientas para la evaluación, intervención y seguimiento psicosocial en contextos de movilidad humana, orientadas a la atención de población migrante, personas retornadas y comunidades de acogida, fortaleciendo la identificación de necesidades emocionales, familiares y comunitarias, el desarrollo de estrategias de apoyo individual, familiar y colectivo, la aplicación de orientaciones metodológicas para una intervención ética y culturalmente pertinente, y la implementación de procesos operativos que garantizan el registro, la activación de rutas de atención, la remisión y el monitoreo, con el fin de promover el bienestar mental, la integración social y la protección de derechos en los </w:t>
       </w:r>
-      <w:commentRangeStart w:id="3"/>
+      <w:commentRangeStart w:id="1"/>
       <w:r>
         <w:rPr>
           <w:sz w:val="20"/>
@@ -7446,13 +7448,14 @@
         </w:rPr>
         <w:t>territorios</w:t>
       </w:r>
-      <w:commentRangeEnd w:id="3"/>
-      <w:r>
-        <w:rPr>
-          <w:sz w:val="16"/>
-          <w:szCs w:val="16"/>
-        </w:rPr>
-        <w:commentReference w:id="3"/>
+      <w:commentRangeEnd w:id="1"/>
+      <w:r>
+        <w:rPr>
+          <w:rStyle w:val="Refdecomentario"/>
+          <w:sz w:val="20"/>
+          <w:szCs w:val="20"/>
+        </w:rPr>
+        <w:commentReference w:id="1"/>
       </w:r>
       <w:r>
         <w:rPr>
@@ -7505,7 +7508,7 @@
                     <pic:cNvPicPr/>
                   </pic:nvPicPr>
                   <pic:blipFill>
-                    <a:blip r:embed="rId29"/>
+                    <a:blip r:embed="rId30"/>
                     <a:stretch>
                       <a:fillRect/>
                     </a:stretch>
@@ -7751,7 +7754,6 @@
         <w:tc>
           <w:tcPr>
             <w:tcW w:w="2693" w:type="dxa"/>
-            <w:shd w:val="clear" w:color="auto" w:fill="auto"/>
             <w:vAlign w:val="center"/>
           </w:tcPr>
           <w:p>
@@ -7779,7 +7781,6 @@
         <w:tc>
           <w:tcPr>
             <w:tcW w:w="6848" w:type="dxa"/>
-            <w:shd w:val="clear" w:color="auto" w:fill="auto"/>
             <w:vAlign w:val="center"/>
           </w:tcPr>
           <w:p>
@@ -7808,7 +7809,6 @@
         <w:tc>
           <w:tcPr>
             <w:tcW w:w="2693" w:type="dxa"/>
-            <w:shd w:val="clear" w:color="auto" w:fill="auto"/>
             <w:vAlign w:val="center"/>
           </w:tcPr>
           <w:p>
@@ -7836,7 +7836,6 @@
         <w:tc>
           <w:tcPr>
             <w:tcW w:w="6848" w:type="dxa"/>
-            <w:shd w:val="clear" w:color="auto" w:fill="auto"/>
             <w:vAlign w:val="center"/>
           </w:tcPr>
           <w:p>
@@ -7865,7 +7864,6 @@
         <w:tc>
           <w:tcPr>
             <w:tcW w:w="2693" w:type="dxa"/>
-            <w:shd w:val="clear" w:color="auto" w:fill="auto"/>
             <w:vAlign w:val="center"/>
           </w:tcPr>
           <w:p>
@@ -7893,7 +7891,6 @@
         <w:tc>
           <w:tcPr>
             <w:tcW w:w="6848" w:type="dxa"/>
-            <w:shd w:val="clear" w:color="auto" w:fill="auto"/>
             <w:vAlign w:val="center"/>
           </w:tcPr>
           <w:p>
@@ -7934,7 +7931,7 @@
                           <pic:cNvPicPr preferRelativeResize="0"/>
                         </pic:nvPicPr>
                         <pic:blipFill>
-                          <a:blip r:embed="rId30"/>
+                          <a:blip r:embed="rId31"/>
                           <a:srcRect/>
                           <a:stretch>
                             <a:fillRect/>
@@ -7970,7 +7967,7 @@
                 <w:lang w:val="en-US" w:eastAsia="en-US"/>
               </w:rPr>
               <w:drawing>
-                <wp:anchor distT="0" distB="0" distL="114300" distR="114300" simplePos="0" relativeHeight="251660288" behindDoc="1" locked="0" layoutInCell="1" allowOverlap="1" wp14:anchorId="1C1D2E1B" wp14:editId="272CE3D7">
+                <wp:anchor distT="0" distB="0" distL="114300" distR="114300" simplePos="0" relativeHeight="251660288" behindDoc="1" locked="0" layoutInCell="1" allowOverlap="1" wp14:anchorId="1C1D2E1B" wp14:editId="366917EE">
                   <wp:simplePos x="0" y="0"/>
                   <wp:positionH relativeFrom="column">
                     <wp:posOffset>-1053465</wp:posOffset>
@@ -7991,7 +7988,7 @@
                           <pic:cNvPicPr preferRelativeResize="0"/>
                         </pic:nvPicPr>
                         <pic:blipFill>
-                          <a:blip r:embed="rId31" cstate="print">
+                          <a:blip r:embed="rId32" cstate="print">
                             <a:extLst>
                               <a:ext uri="{28A0092B-C50C-407E-A947-70E740481C1C}">
                                 <a14:useLocalDpi xmlns:a14="http://schemas.microsoft.com/office/drawing/2010/main" val="0"/>
@@ -8037,7 +8034,6 @@
         <w:tc>
           <w:tcPr>
             <w:tcW w:w="2693" w:type="dxa"/>
-            <w:shd w:val="clear" w:color="auto" w:fill="auto"/>
             <w:vAlign w:val="center"/>
           </w:tcPr>
           <w:p>
@@ -8086,7 +8082,6 @@
         <w:tc>
           <w:tcPr>
             <w:tcW w:w="6848" w:type="dxa"/>
-            <w:shd w:val="clear" w:color="auto" w:fill="auto"/>
             <w:vAlign w:val="center"/>
           </w:tcPr>
           <w:p>
@@ -8383,7 +8378,6 @@
             <w:tcBorders>
               <w:top w:val="single" w:sz="4" w:space="0" w:color="000000"/>
             </w:tcBorders>
-            <w:shd w:val="clear" w:color="auto" w:fill="auto"/>
             <w:tcMar>
               <w:top w:w="100" w:type="dxa"/>
               <w:left w:w="100" w:type="dxa"/>
@@ -8415,7 +8409,6 @@
             <w:tcBorders>
               <w:top w:val="single" w:sz="4" w:space="0" w:color="000000"/>
             </w:tcBorders>
-            <w:shd w:val="clear" w:color="auto" w:fill="auto"/>
             <w:tcMar>
               <w:top w:w="100" w:type="dxa"/>
               <w:left w:w="100" w:type="dxa"/>
@@ -8486,7 +8479,6 @@
             <w:tcBorders>
               <w:top w:val="single" w:sz="4" w:space="0" w:color="000000"/>
             </w:tcBorders>
-            <w:shd w:val="clear" w:color="auto" w:fill="auto"/>
             <w:tcMar>
               <w:top w:w="100" w:type="dxa"/>
               <w:left w:w="100" w:type="dxa"/>
@@ -8518,7 +8510,6 @@
             <w:tcBorders>
               <w:top w:val="single" w:sz="4" w:space="0" w:color="000000"/>
             </w:tcBorders>
-            <w:shd w:val="clear" w:color="auto" w:fill="auto"/>
             <w:tcMar>
               <w:top w:w="100" w:type="dxa"/>
               <w:left w:w="100" w:type="dxa"/>
@@ -8536,7 +8527,7 @@
                 <w:lang w:eastAsia="es-CO"/>
               </w:rPr>
             </w:pPr>
-            <w:hyperlink r:id="rId32" w:history="1">
+            <w:hyperlink r:id="rId33" w:history="1">
               <w:r>
                 <w:rPr>
                   <w:rStyle w:val="Hipervnculo"/>
@@ -8563,7 +8554,6 @@
         <w:tc>
           <w:tcPr>
             <w:tcW w:w="2517" w:type="dxa"/>
-            <w:shd w:val="clear" w:color="auto" w:fill="auto"/>
             <w:tcMar>
               <w:top w:w="100" w:type="dxa"/>
               <w:left w:w="100" w:type="dxa"/>
@@ -8592,7 +8582,6 @@
         <w:tc>
           <w:tcPr>
             <w:tcW w:w="2517" w:type="dxa"/>
-            <w:shd w:val="clear" w:color="auto" w:fill="auto"/>
             <w:tcMar>
               <w:top w:w="100" w:type="dxa"/>
               <w:left w:w="100" w:type="dxa"/>
@@ -8653,7 +8642,6 @@
         <w:tc>
           <w:tcPr>
             <w:tcW w:w="2519" w:type="dxa"/>
-            <w:shd w:val="clear" w:color="auto" w:fill="auto"/>
             <w:tcMar>
               <w:top w:w="100" w:type="dxa"/>
               <w:left w:w="100" w:type="dxa"/>
@@ -8683,7 +8671,6 @@
         <w:tc>
           <w:tcPr>
             <w:tcW w:w="2519" w:type="dxa"/>
-            <w:shd w:val="clear" w:color="auto" w:fill="auto"/>
             <w:tcMar>
               <w:top w:w="100" w:type="dxa"/>
               <w:left w:w="100" w:type="dxa"/>
@@ -8847,7 +8834,6 @@
         <w:tc>
           <w:tcPr>
             <w:tcW w:w="2122" w:type="dxa"/>
-            <w:shd w:val="clear" w:color="auto" w:fill="auto"/>
             <w:tcMar>
               <w:top w:w="100" w:type="dxa"/>
               <w:left w:w="100" w:type="dxa"/>
@@ -8874,7 +8860,6 @@
         <w:tc>
           <w:tcPr>
             <w:tcW w:w="7840" w:type="dxa"/>
-            <w:shd w:val="clear" w:color="auto" w:fill="auto"/>
             <w:tcMar>
               <w:top w:w="100" w:type="dxa"/>
               <w:left w:w="100" w:type="dxa"/>
@@ -8906,7 +8891,6 @@
         <w:tc>
           <w:tcPr>
             <w:tcW w:w="2122" w:type="dxa"/>
-            <w:shd w:val="clear" w:color="auto" w:fill="auto"/>
             <w:tcMar>
               <w:top w:w="100" w:type="dxa"/>
               <w:left w:w="100" w:type="dxa"/>
@@ -8933,7 +8917,6 @@
         <w:tc>
           <w:tcPr>
             <w:tcW w:w="7840" w:type="dxa"/>
-            <w:shd w:val="clear" w:color="auto" w:fill="auto"/>
             <w:tcMar>
               <w:top w:w="100" w:type="dxa"/>
               <w:left w:w="100" w:type="dxa"/>
@@ -8965,7 +8948,6 @@
         <w:tc>
           <w:tcPr>
             <w:tcW w:w="2122" w:type="dxa"/>
-            <w:shd w:val="clear" w:color="auto" w:fill="auto"/>
             <w:tcMar>
               <w:top w:w="100" w:type="dxa"/>
               <w:left w:w="100" w:type="dxa"/>
@@ -8992,7 +8974,6 @@
         <w:tc>
           <w:tcPr>
             <w:tcW w:w="7840" w:type="dxa"/>
-            <w:shd w:val="clear" w:color="auto" w:fill="auto"/>
             <w:tcMar>
               <w:top w:w="100" w:type="dxa"/>
               <w:left w:w="100" w:type="dxa"/>
@@ -9024,7 +9005,6 @@
         <w:tc>
           <w:tcPr>
             <w:tcW w:w="2122" w:type="dxa"/>
-            <w:shd w:val="clear" w:color="auto" w:fill="auto"/>
             <w:tcMar>
               <w:top w:w="100" w:type="dxa"/>
               <w:left w:w="100" w:type="dxa"/>
@@ -9051,7 +9031,6 @@
         <w:tc>
           <w:tcPr>
             <w:tcW w:w="7840" w:type="dxa"/>
-            <w:shd w:val="clear" w:color="auto" w:fill="auto"/>
             <w:tcMar>
               <w:top w:w="100" w:type="dxa"/>
               <w:left w:w="100" w:type="dxa"/>
@@ -9083,7 +9062,6 @@
         <w:tc>
           <w:tcPr>
             <w:tcW w:w="2122" w:type="dxa"/>
-            <w:shd w:val="clear" w:color="auto" w:fill="auto"/>
             <w:tcMar>
               <w:top w:w="100" w:type="dxa"/>
               <w:left w:w="100" w:type="dxa"/>
@@ -9110,7 +9088,6 @@
         <w:tc>
           <w:tcPr>
             <w:tcW w:w="7840" w:type="dxa"/>
-            <w:shd w:val="clear" w:color="auto" w:fill="auto"/>
             <w:tcMar>
               <w:top w:w="100" w:type="dxa"/>
               <w:left w:w="100" w:type="dxa"/>
@@ -9142,7 +9119,6 @@
         <w:tc>
           <w:tcPr>
             <w:tcW w:w="2122" w:type="dxa"/>
-            <w:shd w:val="clear" w:color="auto" w:fill="auto"/>
             <w:tcMar>
               <w:top w:w="100" w:type="dxa"/>
               <w:left w:w="100" w:type="dxa"/>
@@ -9169,7 +9145,6 @@
         <w:tc>
           <w:tcPr>
             <w:tcW w:w="7840" w:type="dxa"/>
-            <w:shd w:val="clear" w:color="auto" w:fill="auto"/>
             <w:tcMar>
               <w:top w:w="100" w:type="dxa"/>
               <w:left w:w="100" w:type="dxa"/>
@@ -9201,7 +9176,6 @@
         <w:tc>
           <w:tcPr>
             <w:tcW w:w="2122" w:type="dxa"/>
-            <w:shd w:val="clear" w:color="auto" w:fill="auto"/>
             <w:tcMar>
               <w:top w:w="100" w:type="dxa"/>
               <w:left w:w="100" w:type="dxa"/>
@@ -9228,7 +9202,6 @@
         <w:tc>
           <w:tcPr>
             <w:tcW w:w="7840" w:type="dxa"/>
-            <w:shd w:val="clear" w:color="auto" w:fill="auto"/>
             <w:tcMar>
               <w:top w:w="100" w:type="dxa"/>
               <w:left w:w="100" w:type="dxa"/>
@@ -9260,7 +9233,6 @@
         <w:tc>
           <w:tcPr>
             <w:tcW w:w="2122" w:type="dxa"/>
-            <w:shd w:val="clear" w:color="auto" w:fill="auto"/>
             <w:tcMar>
               <w:top w:w="100" w:type="dxa"/>
               <w:left w:w="100" w:type="dxa"/>
@@ -9287,7 +9259,6 @@
         <w:tc>
           <w:tcPr>
             <w:tcW w:w="7840" w:type="dxa"/>
-            <w:shd w:val="clear" w:color="auto" w:fill="auto"/>
             <w:tcMar>
               <w:top w:w="100" w:type="dxa"/>
               <w:left w:w="100" w:type="dxa"/>
@@ -9319,7 +9290,6 @@
         <w:tc>
           <w:tcPr>
             <w:tcW w:w="2122" w:type="dxa"/>
-            <w:shd w:val="clear" w:color="auto" w:fill="auto"/>
             <w:tcMar>
               <w:top w:w="100" w:type="dxa"/>
               <w:left w:w="100" w:type="dxa"/>
@@ -9346,7 +9316,6 @@
         <w:tc>
           <w:tcPr>
             <w:tcW w:w="7840" w:type="dxa"/>
-            <w:shd w:val="clear" w:color="auto" w:fill="auto"/>
             <w:tcMar>
               <w:top w:w="100" w:type="dxa"/>
               <w:left w:w="100" w:type="dxa"/>
@@ -9378,7 +9347,6 @@
         <w:tc>
           <w:tcPr>
             <w:tcW w:w="2122" w:type="dxa"/>
-            <w:shd w:val="clear" w:color="auto" w:fill="auto"/>
             <w:tcMar>
               <w:top w:w="100" w:type="dxa"/>
               <w:left w:w="100" w:type="dxa"/>
@@ -9405,7 +9373,6 @@
         <w:tc>
           <w:tcPr>
             <w:tcW w:w="7840" w:type="dxa"/>
-            <w:shd w:val="clear" w:color="auto" w:fill="auto"/>
             <w:tcMar>
               <w:top w:w="100" w:type="dxa"/>
               <w:left w:w="100" w:type="dxa"/>
@@ -9437,7 +9404,6 @@
         <w:tc>
           <w:tcPr>
             <w:tcW w:w="2122" w:type="dxa"/>
-            <w:shd w:val="clear" w:color="auto" w:fill="auto"/>
             <w:tcMar>
               <w:top w:w="100" w:type="dxa"/>
               <w:left w:w="100" w:type="dxa"/>
@@ -9464,7 +9430,6 @@
         <w:tc>
           <w:tcPr>
             <w:tcW w:w="7840" w:type="dxa"/>
-            <w:shd w:val="clear" w:color="auto" w:fill="auto"/>
             <w:tcMar>
               <w:top w:w="100" w:type="dxa"/>
               <w:left w:w="100" w:type="dxa"/>
@@ -9496,7 +9461,6 @@
         <w:tc>
           <w:tcPr>
             <w:tcW w:w="2122" w:type="dxa"/>
-            <w:shd w:val="clear" w:color="auto" w:fill="auto"/>
             <w:tcMar>
               <w:top w:w="100" w:type="dxa"/>
               <w:left w:w="100" w:type="dxa"/>
@@ -9523,7 +9487,6 @@
         <w:tc>
           <w:tcPr>
             <w:tcW w:w="7840" w:type="dxa"/>
-            <w:shd w:val="clear" w:color="auto" w:fill="auto"/>
             <w:tcMar>
               <w:top w:w="100" w:type="dxa"/>
               <w:left w:w="100" w:type="dxa"/>
@@ -9555,7 +9518,6 @@
         <w:tc>
           <w:tcPr>
             <w:tcW w:w="2122" w:type="dxa"/>
-            <w:shd w:val="clear" w:color="auto" w:fill="auto"/>
             <w:tcMar>
               <w:top w:w="100" w:type="dxa"/>
               <w:left w:w="100" w:type="dxa"/>
@@ -9582,7 +9544,6 @@
         <w:tc>
           <w:tcPr>
             <w:tcW w:w="7840" w:type="dxa"/>
-            <w:shd w:val="clear" w:color="auto" w:fill="auto"/>
             <w:tcMar>
               <w:top w:w="100" w:type="dxa"/>
               <w:left w:w="100" w:type="dxa"/>
@@ -9614,7 +9575,6 @@
         <w:tc>
           <w:tcPr>
             <w:tcW w:w="2122" w:type="dxa"/>
-            <w:shd w:val="clear" w:color="auto" w:fill="auto"/>
             <w:tcMar>
               <w:top w:w="100" w:type="dxa"/>
               <w:left w:w="100" w:type="dxa"/>
@@ -9641,7 +9601,6 @@
         <w:tc>
           <w:tcPr>
             <w:tcW w:w="7840" w:type="dxa"/>
-            <w:shd w:val="clear" w:color="auto" w:fill="auto"/>
             <w:tcMar>
               <w:top w:w="100" w:type="dxa"/>
               <w:left w:w="100" w:type="dxa"/>
@@ -9802,7 +9761,7 @@
         </w:rPr>
         <w:t xml:space="preserve">. </w:t>
       </w:r>
-      <w:hyperlink r:id="rId33" w:tgtFrame="_new" w:history="1">
+      <w:hyperlink r:id="rId34" w:tgtFrame="_new" w:history="1">
         <w:r>
           <w:rPr>
             <w:rFonts w:eastAsia="Times New Roman"/>
@@ -10078,7 +10037,7 @@
         </w:rPr>
         <w:t xml:space="preserve">MSPS. </w:t>
       </w:r>
-      <w:hyperlink r:id="rId34" w:tgtFrame="_new" w:history="1">
+      <w:hyperlink r:id="rId35" w:tgtFrame="_new" w:history="1">
         <w:r>
           <w:rPr>
             <w:rFonts w:eastAsia="Times New Roman"/>
@@ -10240,19 +10199,6 @@
         </w:rPr>
         <w:t xml:space="preserve">MSPS. </w:t>
       </w:r>
-      <w:hyperlink r:id="rId35" w:tgtFrame="_new" w:history="1">
-        <w:r>
-          <w:rPr>
-            <w:rFonts w:eastAsia="Times New Roman"/>
-            <w:color w:val="0000FF"/>
-            <w:sz w:val="20"/>
-            <w:szCs w:val="20"/>
-            <w:u w:val="single"/>
-            <w:lang w:eastAsia="en-US"/>
-          </w:rPr>
-          <w:t>https://www.minsalud.gov.co/Anexos_Normatividad_Nuevo/Estrategia_psicosocial_poblacion_migrante_y_lineamientos.pdf</w:t>
-        </w:r>
-      </w:hyperlink>
     </w:p>
     <w:p>
       <w:pPr>
@@ -11930,8 +11876,8 @@
 </file>
 
 <file path=word/comments.xml><?xml version="1.0" encoding="utf-8"?>
-<w:comments xmlns:wpc="http://schemas.microsoft.com/office/word/2010/wordprocessingCanvas" xmlns:cx="http://schemas.microsoft.com/office/drawing/2014/chartex" xmlns:mc="http://schemas.openxmlformats.org/markup-compatibility/2006" xmlns:o="urn:schemas-microsoft-com:office:office" xmlns:r="http://schemas.openxmlformats.org/officeDocument/2006/relationships" xmlns:m="http://schemas.openxmlformats.org/officeDocument/2006/math" xmlns:v="urn:schemas-microsoft-com:vml" xmlns:wp14="http://schemas.microsoft.com/office/word/2010/wordprocessingDrawing" xmlns:wp="http://schemas.openxmlformats.org/drawingml/2006/wordprocessingDrawing" xmlns:w10="urn:schemas-microsoft-com:office:word" xmlns:w="http://schemas.openxmlformats.org/wordprocessingml/2006/main" xmlns:w14="http://schemas.microsoft.com/office/word/2010/wordml" xmlns:w15="http://schemas.microsoft.com/office/word/2012/wordml" xmlns:w16se="http://schemas.microsoft.com/office/word/2015/wordml/symex" xmlns:wpg="http://schemas.microsoft.com/office/word/2010/wordprocessingGroup" xmlns:wpi="http://schemas.microsoft.com/office/word/2010/wordprocessingInk" xmlns:wne="http://schemas.microsoft.com/office/word/2006/wordml" xmlns:wps="http://schemas.microsoft.com/office/word/2010/wordprocessingShape" mc:Ignorable="w14 w15 w16se wp14">
-  <w:comment w:id="2" w:author="Viviana Herrera" w:date="2025-12-09T16:21:00Z" w:initials="VH">
+<w:comments xmlns:wpc="http://schemas.microsoft.com/office/word/2010/wordprocessingCanvas" xmlns:cx="http://schemas.microsoft.com/office/drawing/2014/chartex" xmlns:cx1="http://schemas.microsoft.com/office/drawing/2015/9/8/chartex" xmlns:cx2="http://schemas.microsoft.com/office/drawing/2015/10/21/chartex" xmlns:cx3="http://schemas.microsoft.com/office/drawing/2016/5/9/chartex" xmlns:cx4="http://schemas.microsoft.com/office/drawing/2016/5/10/chartex" xmlns:cx5="http://schemas.microsoft.com/office/drawing/2016/5/11/chartex" xmlns:cx6="http://schemas.microsoft.com/office/drawing/2016/5/12/chartex" xmlns:cx7="http://schemas.microsoft.com/office/drawing/2016/5/13/chartex" xmlns:cx8="http://schemas.microsoft.com/office/drawing/2016/5/14/chartex" xmlns:mc="http://schemas.openxmlformats.org/markup-compatibility/2006" xmlns:m="http://schemas.openxmlformats.org/officeDocument/2006/math" xmlns:aink="http://schemas.microsoft.com/office/drawing/2016/ink" xmlns:am3d="http://schemas.microsoft.com/office/drawing/2017/model3d" xmlns:oel="http://schemas.microsoft.com/office/2019/extlst" xmlns:r="http://schemas.openxmlformats.org/officeDocument/2006/relationships" xmlns:wp14="http://schemas.microsoft.com/office/word/2010/wordprocessingDrawing" xmlns:wp="http://schemas.openxmlformats.org/drawingml/2006/wordprocessingDrawing" xmlns:wpg="http://schemas.microsoft.com/office/word/2010/wordprocessingGroup" xmlns:wpi="http://schemas.microsoft.com/office/word/2010/wordprocessingInk" xmlns:wps="http://schemas.microsoft.com/office/word/2010/wordprocessingShape" xmlns:o="urn:schemas-microsoft-com:office:office" xmlns:v="urn:schemas-microsoft-com:vml" xmlns:w10="urn:schemas-microsoft-com:office:word" xmlns:w="http://schemas.openxmlformats.org/wordprocessingml/2006/main" xmlns:w14="http://schemas.microsoft.com/office/word/2010/wordml" xmlns:w15="http://schemas.microsoft.com/office/word/2012/wordml" xmlns:w16cex="http://schemas.microsoft.com/office/word/2018/wordml/cex" xmlns:w16cid="http://schemas.microsoft.com/office/word/2016/wordml/cid" xmlns:w16="http://schemas.microsoft.com/office/word/2018/wordml" xmlns:w16sdtdh="http://schemas.microsoft.com/office/word/2020/wordml/sdtdatahash" xmlns:w16sdtfl="http://schemas.microsoft.com/office/word/2024/wordml/sdtformatlock" xmlns:w16se="http://schemas.microsoft.com/office/word/2015/wordml/symex" xmlns:w16du="http://schemas.microsoft.com/office/word/2023/wordml/word16du" xmlns:wne="http://schemas.microsoft.com/office/word/2006/wordml" mc:Ignorable="w14 w15 w16se w16cid w16 w16cex w16sdtdh w16sdtfl w16du wp14">
+  <w:comment w:id="0" w:author="Viviana Herrera" w:date="2025-12-09T16:21:00Z" w:initials="VH">
     <w:p>
       <w:pPr>
         <w:pStyle w:val="Textocomentario"/>
@@ -11953,7 +11899,7 @@
       </w:r>
     </w:p>
   </w:comment>
-  <w:comment w:id="3" w:author="Viviana Herrera" w:date="2025-12-09T16:53:00Z" w:initials="VH">
+  <w:comment w:id="1" w:author="Viviana Herrera" w:date="2025-12-09T16:53:00Z" w:initials="VH">
     <w:p>
       <w:pPr>
         <w:pStyle w:val="Textocomentario"/>
@@ -11979,20 +11925,21 @@
 </file>
 
 <file path=word/commentsExtended.xml><?xml version="1.0" encoding="utf-8"?>
-<w15:commentsEx xmlns:wpc="http://schemas.microsoft.com/office/word/2010/wordprocessingCanvas" xmlns:cx="http://schemas.microsoft.com/office/drawing/2014/chartex" xmlns:mc="http://schemas.openxmlformats.org/markup-compatibility/2006" xmlns:o="urn:schemas-microsoft-com:office:office" xmlns:r="http://schemas.openxmlformats.org/officeDocument/2006/relationships" xmlns:m="http://schemas.openxmlformats.org/officeDocument/2006/math" xmlns:v="urn:schemas-microsoft-com:vml" xmlns:wp14="http://schemas.microsoft.com/office/word/2010/wordprocessingDrawing" xmlns:wp="http://schemas.openxmlformats.org/drawingml/2006/wordprocessingDrawing" xmlns:w10="urn:schemas-microsoft-com:office:word" xmlns:w="http://schemas.openxmlformats.org/wordprocessingml/2006/main" xmlns:w14="http://schemas.microsoft.com/office/word/2010/wordml" xmlns:w15="http://schemas.microsoft.com/office/word/2012/wordml" xmlns:w16se="http://schemas.microsoft.com/office/word/2015/wordml/symex" xmlns:wpg="http://schemas.microsoft.com/office/word/2010/wordprocessingGroup" xmlns:wpi="http://schemas.microsoft.com/office/word/2010/wordprocessingInk" xmlns:wne="http://schemas.microsoft.com/office/word/2006/wordml" xmlns:wps="http://schemas.microsoft.com/office/word/2010/wordprocessingShape" mc:Ignorable="w14 w15 w16se wp14">
+<w15:commentsEx xmlns:wpc="http://schemas.microsoft.com/office/word/2010/wordprocessingCanvas" xmlns:cx="http://schemas.microsoft.com/office/drawing/2014/chartex" xmlns:cx1="http://schemas.microsoft.com/office/drawing/2015/9/8/chartex" xmlns:cx2="http://schemas.microsoft.com/office/drawing/2015/10/21/chartex" xmlns:cx3="http://schemas.microsoft.com/office/drawing/2016/5/9/chartex" xmlns:cx4="http://schemas.microsoft.com/office/drawing/2016/5/10/chartex" xmlns:cx5="http://schemas.microsoft.com/office/drawing/2016/5/11/chartex" xmlns:cx6="http://schemas.microsoft.com/office/drawing/2016/5/12/chartex" xmlns:cx7="http://schemas.microsoft.com/office/drawing/2016/5/13/chartex" xmlns:cx8="http://schemas.microsoft.com/office/drawing/2016/5/14/chartex" xmlns:mc="http://schemas.openxmlformats.org/markup-compatibility/2006" xmlns:m="http://schemas.openxmlformats.org/officeDocument/2006/math" xmlns:aink="http://schemas.microsoft.com/office/drawing/2016/ink" xmlns:am3d="http://schemas.microsoft.com/office/drawing/2017/model3d" xmlns:oel="http://schemas.microsoft.com/office/2019/extlst" xmlns:r="http://schemas.openxmlformats.org/officeDocument/2006/relationships" xmlns:wp14="http://schemas.microsoft.com/office/word/2010/wordprocessingDrawing" xmlns:wp="http://schemas.openxmlformats.org/drawingml/2006/wordprocessingDrawing" xmlns:wpg="http://schemas.microsoft.com/office/word/2010/wordprocessingGroup" xmlns:wpi="http://schemas.microsoft.com/office/word/2010/wordprocessingInk" xmlns:wps="http://schemas.microsoft.com/office/word/2010/wordprocessingShape" xmlns:o="urn:schemas-microsoft-com:office:office" xmlns:v="urn:schemas-microsoft-com:vml" xmlns:w10="urn:schemas-microsoft-com:office:word" xmlns:w="http://schemas.openxmlformats.org/wordprocessingml/2006/main" xmlns:w14="http://schemas.microsoft.com/office/word/2010/wordml" xmlns:w15="http://schemas.microsoft.com/office/word/2012/wordml" xmlns:w16cex="http://schemas.microsoft.com/office/word/2018/wordml/cex" xmlns:w16cid="http://schemas.microsoft.com/office/word/2016/wordml/cid" xmlns:w16="http://schemas.microsoft.com/office/word/2018/wordml" xmlns:w16sdtdh="http://schemas.microsoft.com/office/word/2020/wordml/sdtdatahash" xmlns:w16sdtfl="http://schemas.microsoft.com/office/word/2024/wordml/sdtformatlock" xmlns:w16se="http://schemas.microsoft.com/office/word/2015/wordml/symex" xmlns:w16du="http://schemas.microsoft.com/office/word/2023/wordml/word16du" xmlns:wne="http://schemas.microsoft.com/office/word/2006/wordml" mc:Ignorable="w14 w15 w16se w16cid w16 w16cex w16sdtdh w16sdtfl w16du wp14">
   <w15:commentEx w15:paraId="66525395" w15:done="0"/>
   <w15:commentEx w15:paraId="25E9B179" w15:done="0"/>
 </w15:commentsEx>
 </file>
 
 <file path=word/commentsIds.xml><?xml version="1.0" encoding="utf-8"?>
-<w16cid:commentsIds xmlns:wpc="http://schemas.microsoft.com/office/word/2010/wordprocessingCanvas" xmlns:cx="http://schemas.microsoft.com/office/drawing/2014/chartex" xmlns:cx1="http://schemas.microsoft.com/office/drawing/2015/9/8/chartex" xmlns:cx2="http://schemas.microsoft.com/office/drawing/2015/10/21/chartex" xmlns:cx3="http://schemas.microsoft.com/office/drawing/2016/5/9/chartex" xmlns:cx4="http://schemas.microsoft.com/office/drawing/2016/5/10/chartex" xmlns:cx5="http://schemas.microsoft.com/office/drawing/2016/5/11/chartex" xmlns:cx6="http://schemas.microsoft.com/office/drawing/2016/5/12/chartex" xmlns:cx7="http://schemas.microsoft.com/office/drawing/2016/5/13/chartex" xmlns:cx8="http://schemas.microsoft.com/office/drawing/2016/5/14/chartex" xmlns:mc="http://schemas.openxmlformats.org/markup-compatibility/2006" xmlns:aink="http://schemas.microsoft.com/office/drawing/2016/ink" xmlns:am3d="http://schemas.microsoft.com/office/drawing/2017/model3d" xmlns:o="urn:schemas-microsoft-com:office:office" xmlns:oel="http://schemas.microsoft.com/office/2019/extlst" xmlns:r="http://schemas.openxmlformats.org/officeDocument/2006/relationships" xmlns:m="http://schemas.openxmlformats.org/officeDocument/2006/math" xmlns:v="urn:schemas-microsoft-com:vml" xmlns:wp14="http://schemas.microsoft.com/office/word/2010/wordprocessingDrawing" xmlns:wp="http://schemas.openxmlformats.org/drawingml/2006/wordprocessingDrawing" xmlns:w10="urn:schemas-microsoft-com:office:word" xmlns:w="http://schemas.openxmlformats.org/wordprocessingml/2006/main" xmlns:w14="http://schemas.microsoft.com/office/word/2010/wordml" xmlns:w15="http://schemas.microsoft.com/office/word/2012/wordml" xmlns:w16cex="http://schemas.microsoft.com/office/word/2018/wordml/cex" xmlns:w16cid="http://schemas.microsoft.com/office/word/2016/wordml/cid" xmlns:w16="http://schemas.microsoft.com/office/word/2018/wordml" xmlns:w16du="http://schemas.microsoft.com/office/word/2023/wordml/word16du" xmlns:w16sdtdh="http://schemas.microsoft.com/office/word/2020/wordml/sdtdatahash" xmlns:w16sdtfl="http://schemas.microsoft.com/office/word/2024/wordml/sdtformatlock" xmlns:w16se="http://schemas.microsoft.com/office/word/2015/wordml/symex" xmlns:wpg="http://schemas.microsoft.com/office/word/2010/wordprocessingGroup" xmlns:wpi="http://schemas.microsoft.com/office/word/2010/wordprocessingInk" xmlns:wne="http://schemas.microsoft.com/office/word/2006/wordml" xmlns:wps="http://schemas.microsoft.com/office/word/2010/wordprocessingShape" mc:Ignorable="w14 w15 w16se w16cid w16 w16cex w16sdtdh w16sdtfl w16du wp14">
-  <w16cid:commentId w16cid:paraId="373C180C" w16cid:durableId="373C180C"/>
+<w16cid:commentsIds xmlns:wpc="http://schemas.microsoft.com/office/word/2010/wordprocessingCanvas" xmlns:cx="http://schemas.microsoft.com/office/drawing/2014/chartex" xmlns:cx1="http://schemas.microsoft.com/office/drawing/2015/9/8/chartex" xmlns:cx2="http://schemas.microsoft.com/office/drawing/2015/10/21/chartex" xmlns:cx3="http://schemas.microsoft.com/office/drawing/2016/5/9/chartex" xmlns:cx4="http://schemas.microsoft.com/office/drawing/2016/5/10/chartex" xmlns:cx5="http://schemas.microsoft.com/office/drawing/2016/5/11/chartex" xmlns:cx6="http://schemas.microsoft.com/office/drawing/2016/5/12/chartex" xmlns:cx7="http://schemas.microsoft.com/office/drawing/2016/5/13/chartex" xmlns:cx8="http://schemas.microsoft.com/office/drawing/2016/5/14/chartex" xmlns:mc="http://schemas.openxmlformats.org/markup-compatibility/2006" xmlns:m="http://schemas.openxmlformats.org/officeDocument/2006/math" xmlns:aink="http://schemas.microsoft.com/office/drawing/2016/ink" xmlns:am3d="http://schemas.microsoft.com/office/drawing/2017/model3d" xmlns:oel="http://schemas.microsoft.com/office/2019/extlst" xmlns:r="http://schemas.openxmlformats.org/officeDocument/2006/relationships" xmlns:wp14="http://schemas.microsoft.com/office/word/2010/wordprocessingDrawing" xmlns:wp="http://schemas.openxmlformats.org/drawingml/2006/wordprocessingDrawing" xmlns:wpg="http://schemas.microsoft.com/office/word/2010/wordprocessingGroup" xmlns:wpi="http://schemas.microsoft.com/office/word/2010/wordprocessingInk" xmlns:wps="http://schemas.microsoft.com/office/word/2010/wordprocessingShape" xmlns:o="urn:schemas-microsoft-com:office:office" xmlns:v="urn:schemas-microsoft-com:vml" xmlns:w10="urn:schemas-microsoft-com:office:word" xmlns:w="http://schemas.openxmlformats.org/wordprocessingml/2006/main" xmlns:w14="http://schemas.microsoft.com/office/word/2010/wordml" xmlns:w15="http://schemas.microsoft.com/office/word/2012/wordml" xmlns:w16cex="http://schemas.microsoft.com/office/word/2018/wordml/cex" xmlns:w16cid="http://schemas.microsoft.com/office/word/2016/wordml/cid" xmlns:w16="http://schemas.microsoft.com/office/word/2018/wordml" xmlns:w16sdtdh="http://schemas.microsoft.com/office/word/2020/wordml/sdtdatahash" xmlns:w16sdtfl="http://schemas.microsoft.com/office/word/2024/wordml/sdtformatlock" xmlns:w16se="http://schemas.microsoft.com/office/word/2015/wordml/symex" xmlns:w16du="http://schemas.microsoft.com/office/word/2023/wordml/word16du" xmlns:wne="http://schemas.microsoft.com/office/word/2006/wordml" mc:Ignorable="w14 w15 w16se w16cid w16 w16cex w16sdtdh w16sdtfl w16du wp14">
+  <w16cid:commentId w16cid:paraId="66525395" w16cid:durableId="66525395"/>
+  <w16cid:commentId w16cid:paraId="25E9B179" w16cid:durableId="25E9B179"/>
 </w16cid:commentsIds>
 </file>
 
 <file path=word/endnotes.xml><?xml version="1.0" encoding="utf-8"?>
-<w:endnotes xmlns:wpc="http://schemas.microsoft.com/office/word/2010/wordprocessingCanvas" xmlns:cx="http://schemas.microsoft.com/office/drawing/2014/chartex" xmlns:mc="http://schemas.openxmlformats.org/markup-compatibility/2006" xmlns:o="urn:schemas-microsoft-com:office:office" xmlns:r="http://schemas.openxmlformats.org/officeDocument/2006/relationships" xmlns:m="http://schemas.openxmlformats.org/officeDocument/2006/math" xmlns:v="urn:schemas-microsoft-com:vml" xmlns:wp14="http://schemas.microsoft.com/office/word/2010/wordprocessingDrawing" xmlns:wp="http://schemas.openxmlformats.org/drawingml/2006/wordprocessingDrawing" xmlns:w10="urn:schemas-microsoft-com:office:word" xmlns:w="http://schemas.openxmlformats.org/wordprocessingml/2006/main" xmlns:w14="http://schemas.microsoft.com/office/word/2010/wordml" xmlns:w15="http://schemas.microsoft.com/office/word/2012/wordml" xmlns:w16se="http://schemas.microsoft.com/office/word/2015/wordml/symex" xmlns:wpg="http://schemas.microsoft.com/office/word/2010/wordprocessingGroup" xmlns:wpi="http://schemas.microsoft.com/office/word/2010/wordprocessingInk" xmlns:wne="http://schemas.microsoft.com/office/word/2006/wordml" xmlns:wps="http://schemas.microsoft.com/office/word/2010/wordprocessingShape" mc:Ignorable="w14 w15 w16se wp14">
+<w:endnotes xmlns:wpc="http://schemas.microsoft.com/office/word/2010/wordprocessingCanvas" xmlns:cx="http://schemas.microsoft.com/office/drawing/2014/chartex" xmlns:cx1="http://schemas.microsoft.com/office/drawing/2015/9/8/chartex" xmlns:cx2="http://schemas.microsoft.com/office/drawing/2015/10/21/chartex" xmlns:cx3="http://schemas.microsoft.com/office/drawing/2016/5/9/chartex" xmlns:cx4="http://schemas.microsoft.com/office/drawing/2016/5/10/chartex" xmlns:cx5="http://schemas.microsoft.com/office/drawing/2016/5/11/chartex" xmlns:cx6="http://schemas.microsoft.com/office/drawing/2016/5/12/chartex" xmlns:cx7="http://schemas.microsoft.com/office/drawing/2016/5/13/chartex" xmlns:cx8="http://schemas.microsoft.com/office/drawing/2016/5/14/chartex" xmlns:mc="http://schemas.openxmlformats.org/markup-compatibility/2006" xmlns:m="http://schemas.openxmlformats.org/officeDocument/2006/math" xmlns:aink="http://schemas.microsoft.com/office/drawing/2016/ink" xmlns:am3d="http://schemas.microsoft.com/office/drawing/2017/model3d" xmlns:oel="http://schemas.microsoft.com/office/2019/extlst" xmlns:r="http://schemas.openxmlformats.org/officeDocument/2006/relationships" xmlns:wp14="http://schemas.microsoft.com/office/word/2010/wordprocessingDrawing" xmlns:wp="http://schemas.openxmlformats.org/drawingml/2006/wordprocessingDrawing" xmlns:wpg="http://schemas.microsoft.com/office/word/2010/wordprocessingGroup" xmlns:wpi="http://schemas.microsoft.com/office/word/2010/wordprocessingInk" xmlns:wps="http://schemas.microsoft.com/office/word/2010/wordprocessingShape" xmlns:o="urn:schemas-microsoft-com:office:office" xmlns:v="urn:schemas-microsoft-com:vml" xmlns:w10="urn:schemas-microsoft-com:office:word" xmlns:w="http://schemas.openxmlformats.org/wordprocessingml/2006/main" xmlns:w14="http://schemas.microsoft.com/office/word/2010/wordml" xmlns:w15="http://schemas.microsoft.com/office/word/2012/wordml" xmlns:w16cex="http://schemas.microsoft.com/office/word/2018/wordml/cex" xmlns:w16cid="http://schemas.microsoft.com/office/word/2016/wordml/cid" xmlns:w16="http://schemas.microsoft.com/office/word/2018/wordml" xmlns:w16sdtdh="http://schemas.microsoft.com/office/word/2020/wordml/sdtdatahash" xmlns:w16sdtfl="http://schemas.microsoft.com/office/word/2024/wordml/sdtformatlock" xmlns:w16se="http://schemas.microsoft.com/office/word/2015/wordml/symex" xmlns:w16du="http://schemas.microsoft.com/office/word/2023/wordml/word16du" xmlns:wne="http://schemas.microsoft.com/office/word/2006/wordml" mc:Ignorable="w14 w15 w16se w16cid w16 w16cex w16sdtdh w16sdtfl w16du wp14">
   <w:endnote w:type="separator" w:id="-1">
     <w:p>
       <w:pPr>
@@ -12017,7 +11964,7 @@
 </file>
 
 <file path=word/footer1.xml><?xml version="1.0" encoding="utf-8"?>
-<w:ftr xmlns:wpc="http://schemas.microsoft.com/office/word/2010/wordprocessingCanvas" xmlns:cx="http://schemas.microsoft.com/office/drawing/2014/chartex" xmlns:mc="http://schemas.openxmlformats.org/markup-compatibility/2006" xmlns:o="urn:schemas-microsoft-com:office:office" xmlns:r="http://schemas.openxmlformats.org/officeDocument/2006/relationships" xmlns:m="http://schemas.openxmlformats.org/officeDocument/2006/math" xmlns:v="urn:schemas-microsoft-com:vml" xmlns:wp14="http://schemas.microsoft.com/office/word/2010/wordprocessingDrawing" xmlns:wp="http://schemas.openxmlformats.org/drawingml/2006/wordprocessingDrawing" xmlns:w10="urn:schemas-microsoft-com:office:word" xmlns:w="http://schemas.openxmlformats.org/wordprocessingml/2006/main" xmlns:w14="http://schemas.microsoft.com/office/word/2010/wordml" xmlns:w15="http://schemas.microsoft.com/office/word/2012/wordml" xmlns:w16se="http://schemas.microsoft.com/office/word/2015/wordml/symex" xmlns:wpg="http://schemas.microsoft.com/office/word/2010/wordprocessingGroup" xmlns:wpi="http://schemas.microsoft.com/office/word/2010/wordprocessingInk" xmlns:wne="http://schemas.microsoft.com/office/word/2006/wordml" xmlns:wps="http://schemas.microsoft.com/office/word/2010/wordprocessingShape" mc:Ignorable="w14 w15 w16se wp14">
+<w:ftr xmlns:wpc="http://schemas.microsoft.com/office/word/2010/wordprocessingCanvas" xmlns:cx="http://schemas.microsoft.com/office/drawing/2014/chartex" xmlns:cx1="http://schemas.microsoft.com/office/drawing/2015/9/8/chartex" xmlns:cx2="http://schemas.microsoft.com/office/drawing/2015/10/21/chartex" xmlns:cx3="http://schemas.microsoft.com/office/drawing/2016/5/9/chartex" xmlns:cx4="http://schemas.microsoft.com/office/drawing/2016/5/10/chartex" xmlns:cx5="http://schemas.microsoft.com/office/drawing/2016/5/11/chartex" xmlns:cx6="http://schemas.microsoft.com/office/drawing/2016/5/12/chartex" xmlns:cx7="http://schemas.microsoft.com/office/drawing/2016/5/13/chartex" xmlns:cx8="http://schemas.microsoft.com/office/drawing/2016/5/14/chartex" xmlns:mc="http://schemas.openxmlformats.org/markup-compatibility/2006" xmlns:m="http://schemas.openxmlformats.org/officeDocument/2006/math" xmlns:aink="http://schemas.microsoft.com/office/drawing/2016/ink" xmlns:am3d="http://schemas.microsoft.com/office/drawing/2017/model3d" xmlns:oel="http://schemas.microsoft.com/office/2019/extlst" xmlns:r="http://schemas.openxmlformats.org/officeDocument/2006/relationships" xmlns:wp14="http://schemas.microsoft.com/office/word/2010/wordprocessingDrawing" xmlns:wp="http://schemas.openxmlformats.org/drawingml/2006/wordprocessingDrawing" xmlns:wpg="http://schemas.microsoft.com/office/word/2010/wordprocessingGroup" xmlns:wpi="http://schemas.microsoft.com/office/word/2010/wordprocessingInk" xmlns:wps="http://schemas.microsoft.com/office/word/2010/wordprocessingShape" xmlns:o="urn:schemas-microsoft-com:office:office" xmlns:v="urn:schemas-microsoft-com:vml" xmlns:w10="urn:schemas-microsoft-com:office:word" xmlns:w="http://schemas.openxmlformats.org/wordprocessingml/2006/main" xmlns:w14="http://schemas.microsoft.com/office/word/2010/wordml" xmlns:w15="http://schemas.microsoft.com/office/word/2012/wordml" xmlns:w16cex="http://schemas.microsoft.com/office/word/2018/wordml/cex" xmlns:w16cid="http://schemas.microsoft.com/office/word/2016/wordml/cid" xmlns:w16="http://schemas.microsoft.com/office/word/2018/wordml" xmlns:w16sdtdh="http://schemas.microsoft.com/office/word/2020/wordml/sdtdatahash" xmlns:w16sdtfl="http://schemas.microsoft.com/office/word/2024/wordml/sdtformatlock" xmlns:w16se="http://schemas.microsoft.com/office/word/2015/wordml/symex" xmlns:w16du="http://schemas.microsoft.com/office/word/2023/wordml/word16du" xmlns:wne="http://schemas.microsoft.com/office/word/2006/wordml" mc:Ignorable="w14 w15 w16se w16cid w16 w16cex w16sdtdh w16sdtfl w16du wp14">
   <w:p>
     <w:pPr>
       <w:pStyle w:val="Normal0"/>
@@ -12100,7 +12047,7 @@
 </file>
 
 <file path=word/footnotes.xml><?xml version="1.0" encoding="utf-8"?>
-<w:footnotes xmlns:wpc="http://schemas.microsoft.com/office/word/2010/wordprocessingCanvas" xmlns:cx="http://schemas.microsoft.com/office/drawing/2014/chartex" xmlns:mc="http://schemas.openxmlformats.org/markup-compatibility/2006" xmlns:o="urn:schemas-microsoft-com:office:office" xmlns:r="http://schemas.openxmlformats.org/officeDocument/2006/relationships" xmlns:m="http://schemas.openxmlformats.org/officeDocument/2006/math" xmlns:v="urn:schemas-microsoft-com:vml" xmlns:wp14="http://schemas.microsoft.com/office/word/2010/wordprocessingDrawing" xmlns:wp="http://schemas.openxmlformats.org/drawingml/2006/wordprocessingDrawing" xmlns:w10="urn:schemas-microsoft-com:office:word" xmlns:w="http://schemas.openxmlformats.org/wordprocessingml/2006/main" xmlns:w14="http://schemas.microsoft.com/office/word/2010/wordml" xmlns:w15="http://schemas.microsoft.com/office/word/2012/wordml" xmlns:w16se="http://schemas.microsoft.com/office/word/2015/wordml/symex" xmlns:wpg="http://schemas.microsoft.com/office/word/2010/wordprocessingGroup" xmlns:wpi="http://schemas.microsoft.com/office/word/2010/wordprocessingInk" xmlns:wne="http://schemas.microsoft.com/office/word/2006/wordml" xmlns:wps="http://schemas.microsoft.com/office/word/2010/wordprocessingShape" mc:Ignorable="w14 w15 w16se wp14">
+<w:footnotes xmlns:wpc="http://schemas.microsoft.com/office/word/2010/wordprocessingCanvas" xmlns:cx="http://schemas.microsoft.com/office/drawing/2014/chartex" xmlns:cx1="http://schemas.microsoft.com/office/drawing/2015/9/8/chartex" xmlns:cx2="http://schemas.microsoft.com/office/drawing/2015/10/21/chartex" xmlns:cx3="http://schemas.microsoft.com/office/drawing/2016/5/9/chartex" xmlns:cx4="http://schemas.microsoft.com/office/drawing/2016/5/10/chartex" xmlns:cx5="http://schemas.microsoft.com/office/drawing/2016/5/11/chartex" xmlns:cx6="http://schemas.microsoft.com/office/drawing/2016/5/12/chartex" xmlns:cx7="http://schemas.microsoft.com/office/drawing/2016/5/13/chartex" xmlns:cx8="http://schemas.microsoft.com/office/drawing/2016/5/14/chartex" xmlns:mc="http://schemas.openxmlformats.org/markup-compatibility/2006" xmlns:m="http://schemas.openxmlformats.org/officeDocument/2006/math" xmlns:aink="http://schemas.microsoft.com/office/drawing/2016/ink" xmlns:am3d="http://schemas.microsoft.com/office/drawing/2017/model3d" xmlns:oel="http://schemas.microsoft.com/office/2019/extlst" xmlns:r="http://schemas.openxmlformats.org/officeDocument/2006/relationships" xmlns:wp14="http://schemas.microsoft.com/office/word/2010/wordprocessingDrawing" xmlns:wp="http://schemas.openxmlformats.org/drawingml/2006/wordprocessingDrawing" xmlns:wpg="http://schemas.microsoft.com/office/word/2010/wordprocessingGroup" xmlns:wpi="http://schemas.microsoft.com/office/word/2010/wordprocessingInk" xmlns:wps="http://schemas.microsoft.com/office/word/2010/wordprocessingShape" xmlns:o="urn:schemas-microsoft-com:office:office" xmlns:v="urn:schemas-microsoft-com:vml" xmlns:w10="urn:schemas-microsoft-com:office:word" xmlns:w="http://schemas.openxmlformats.org/wordprocessingml/2006/main" xmlns:w14="http://schemas.microsoft.com/office/word/2010/wordml" xmlns:w15="http://schemas.microsoft.com/office/word/2012/wordml" xmlns:w16cex="http://schemas.microsoft.com/office/word/2018/wordml/cex" xmlns:w16cid="http://schemas.microsoft.com/office/word/2016/wordml/cid" xmlns:w16="http://schemas.microsoft.com/office/word/2018/wordml" xmlns:w16sdtdh="http://schemas.microsoft.com/office/word/2020/wordml/sdtdatahash" xmlns:w16sdtfl="http://schemas.microsoft.com/office/word/2024/wordml/sdtformatlock" xmlns:w16se="http://schemas.microsoft.com/office/word/2015/wordml/symex" xmlns:w16du="http://schemas.microsoft.com/office/word/2023/wordml/word16du" xmlns:wne="http://schemas.microsoft.com/office/word/2006/wordml" mc:Ignorable="w14 w15 w16se w16cid w16 w16cex w16sdtdh w16sdtfl w16du wp14">
   <w:footnote w:type="separator" w:id="-1">
     <w:p>
       <w:r>
@@ -12119,7 +12066,7 @@
 </file>
 
 <file path=word/header1.xml><?xml version="1.0" encoding="utf-8"?>
-<w:hdr xmlns:wpc="http://schemas.microsoft.com/office/word/2010/wordprocessingCanvas" xmlns:cx="http://schemas.microsoft.com/office/drawing/2014/chartex" xmlns:mc="http://schemas.openxmlformats.org/markup-compatibility/2006" xmlns:o="urn:schemas-microsoft-com:office:office" xmlns:r="http://schemas.openxmlformats.org/officeDocument/2006/relationships" xmlns:m="http://schemas.openxmlformats.org/officeDocument/2006/math" xmlns:v="urn:schemas-microsoft-com:vml" xmlns:wp14="http://schemas.microsoft.com/office/word/2010/wordprocessingDrawing" xmlns:wp="http://schemas.openxmlformats.org/drawingml/2006/wordprocessingDrawing" xmlns:w10="urn:schemas-microsoft-com:office:word" xmlns:w="http://schemas.openxmlformats.org/wordprocessingml/2006/main" xmlns:w14="http://schemas.microsoft.com/office/word/2010/wordml" xmlns:w15="http://schemas.microsoft.com/office/word/2012/wordml" xmlns:w16se="http://schemas.microsoft.com/office/word/2015/wordml/symex" xmlns:wpg="http://schemas.microsoft.com/office/word/2010/wordprocessingGroup" xmlns:wpi="http://schemas.microsoft.com/office/word/2010/wordprocessingInk" xmlns:wne="http://schemas.microsoft.com/office/word/2006/wordml" xmlns:wps="http://schemas.microsoft.com/office/word/2010/wordprocessingShape" mc:Ignorable="w14 w15 w16se wp14">
+<w:hdr xmlns:wpc="http://schemas.microsoft.com/office/word/2010/wordprocessingCanvas" xmlns:cx="http://schemas.microsoft.com/office/drawing/2014/chartex" xmlns:cx1="http://schemas.microsoft.com/office/drawing/2015/9/8/chartex" xmlns:cx2="http://schemas.microsoft.com/office/drawing/2015/10/21/chartex" xmlns:cx3="http://schemas.microsoft.com/office/drawing/2016/5/9/chartex" xmlns:cx4="http://schemas.microsoft.com/office/drawing/2016/5/10/chartex" xmlns:cx5="http://schemas.microsoft.com/office/drawing/2016/5/11/chartex" xmlns:cx6="http://schemas.microsoft.com/office/drawing/2016/5/12/chartex" xmlns:cx7="http://schemas.microsoft.com/office/drawing/2016/5/13/chartex" xmlns:cx8="http://schemas.microsoft.com/office/drawing/2016/5/14/chartex" xmlns:mc="http://schemas.openxmlformats.org/markup-compatibility/2006" xmlns:m="http://schemas.openxmlformats.org/officeDocument/2006/math" xmlns:aink="http://schemas.microsoft.com/office/drawing/2016/ink" xmlns:am3d="http://schemas.microsoft.com/office/drawing/2017/model3d" xmlns:oel="http://schemas.microsoft.com/office/2019/extlst" xmlns:r="http://schemas.openxmlformats.org/officeDocument/2006/relationships" xmlns:wp14="http://schemas.microsoft.com/office/word/2010/wordprocessingDrawing" xmlns:wp="http://schemas.openxmlformats.org/drawingml/2006/wordprocessingDrawing" xmlns:wpg="http://schemas.microsoft.com/office/word/2010/wordprocessingGroup" xmlns:wpi="http://schemas.microsoft.com/office/word/2010/wordprocessingInk" xmlns:wps="http://schemas.microsoft.com/office/word/2010/wordprocessingShape" xmlns:o="urn:schemas-microsoft-com:office:office" xmlns:v="urn:schemas-microsoft-com:vml" xmlns:w10="urn:schemas-microsoft-com:office:word" xmlns:w="http://schemas.openxmlformats.org/wordprocessingml/2006/main" xmlns:w14="http://schemas.microsoft.com/office/word/2010/wordml" xmlns:w15="http://schemas.microsoft.com/office/word/2012/wordml" xmlns:w16cex="http://schemas.microsoft.com/office/word/2018/wordml/cex" xmlns:w16cid="http://schemas.microsoft.com/office/word/2016/wordml/cid" xmlns:w16="http://schemas.microsoft.com/office/word/2018/wordml" xmlns:w16sdtdh="http://schemas.microsoft.com/office/word/2020/wordml/sdtdatahash" xmlns:w16sdtfl="http://schemas.microsoft.com/office/word/2024/wordml/sdtformatlock" xmlns:w16se="http://schemas.microsoft.com/office/word/2015/wordml/symex" xmlns:w16du="http://schemas.microsoft.com/office/word/2023/wordml/word16du" xmlns:wne="http://schemas.microsoft.com/office/word/2006/wordml" mc:Ignorable="w14 w15 w16se w16cid w16 w16cex w16sdtdh w16sdtfl w16du wp14">
   <w:p>
     <w:pPr>
       <w:pStyle w:val="Normal0"/>
@@ -12153,7 +12100,7 @@
           <wp:docPr id="138875671" name="Imagen 138875671">
             <a:extLst xmlns:a="http://schemas.openxmlformats.org/drawingml/2006/main">
               <a:ext uri="{C183D7F6-B498-43B3-948B-1728B52AA6E4}">
-                <adec:decorative xmlns="" xmlns:cx1="http://schemas.microsoft.com/office/drawing/2015/9/8/chartex" xmlns:cx2="http://schemas.microsoft.com/office/drawing/2015/10/21/chartex" xmlns:cx3="http://schemas.microsoft.com/office/drawing/2016/5/9/chartex" xmlns:cx4="http://schemas.microsoft.com/office/drawing/2016/5/10/chartex" xmlns:cx5="http://schemas.microsoft.com/office/drawing/2016/5/11/chartex" xmlns:cx6="http://schemas.microsoft.com/office/drawing/2016/5/12/chartex" xmlns:cx7="http://schemas.microsoft.com/office/drawing/2016/5/13/chartex" xmlns:cx8="http://schemas.microsoft.com/office/drawing/2016/5/14/chartex" xmlns:aink="http://schemas.microsoft.com/office/drawing/2016/ink" xmlns:am3d="http://schemas.microsoft.com/office/drawing/2017/model3d" xmlns:o="urn:schemas-microsoft-com:office:office" xmlns:oel="http://schemas.microsoft.com/office/2019/extlst" xmlns:v="urn:schemas-microsoft-com:vml" xmlns:w10="urn:schemas-microsoft-com:office:word" xmlns:w="http://schemas.openxmlformats.org/wordprocessingml/2006/main" xmlns:w16cex="http://schemas.microsoft.com/office/word/2018/wordml/cex" xmlns:w16cid="http://schemas.microsoft.com/office/word/2016/wordml/cid" xmlns:w16="http://schemas.microsoft.com/office/word/2018/wordml" xmlns:w16sdtdh="http://schemas.microsoft.com/office/word/2020/wordml/sdtdatahash" xmlns:adec="http://schemas.microsoft.com/office/drawing/2017/decorative" val="1"/>
+                <adec:decorative xmlns:adec="http://schemas.microsoft.com/office/drawing/2017/decorative" val="1"/>
               </a:ext>
             </a:extLst>
           </wp:docPr>
@@ -12167,7 +12114,7 @@
                   <pic:cNvPr id="7" name="Imagen 7">
                     <a:extLst>
                       <a:ext uri="{C183D7F6-B498-43B3-948B-1728B52AA6E4}">
-                        <adec:decorative xmlns="" xmlns:cx1="http://schemas.microsoft.com/office/drawing/2015/9/8/chartex" xmlns:cx2="http://schemas.microsoft.com/office/drawing/2015/10/21/chartex" xmlns:cx3="http://schemas.microsoft.com/office/drawing/2016/5/9/chartex" xmlns:cx4="http://schemas.microsoft.com/office/drawing/2016/5/10/chartex" xmlns:cx5="http://schemas.microsoft.com/office/drawing/2016/5/11/chartex" xmlns:cx6="http://schemas.microsoft.com/office/drawing/2016/5/12/chartex" xmlns:cx7="http://schemas.microsoft.com/office/drawing/2016/5/13/chartex" xmlns:cx8="http://schemas.microsoft.com/office/drawing/2016/5/14/chartex" xmlns:aink="http://schemas.microsoft.com/office/drawing/2016/ink" xmlns:am3d="http://schemas.microsoft.com/office/drawing/2017/model3d" xmlns:o="urn:schemas-microsoft-com:office:office" xmlns:oel="http://schemas.microsoft.com/office/2019/extlst" xmlns:v="urn:schemas-microsoft-com:vml" xmlns:w10="urn:schemas-microsoft-com:office:word" xmlns:w="http://schemas.openxmlformats.org/wordprocessingml/2006/main" xmlns:w16cex="http://schemas.microsoft.com/office/word/2018/wordml/cex" xmlns:w16cid="http://schemas.microsoft.com/office/word/2016/wordml/cid" xmlns:w16="http://schemas.microsoft.com/office/word/2018/wordml" xmlns:w16sdtdh="http://schemas.microsoft.com/office/word/2020/wordml/sdtdatahash" xmlns:adec="http://schemas.microsoft.com/office/drawing/2017/decorative" val="1"/>
+                        <adec:decorative xmlns:adec="http://schemas.microsoft.com/office/drawing/2017/decorative" val="1"/>
                       </a:ext>
                     </a:extLst>
                   </pic:cNvPr>
@@ -12224,7 +12171,7 @@
 </file>
 
 <file path=word/numbering.xml><?xml version="1.0" encoding="utf-8"?>
-<w:numbering xmlns:wpc="http://schemas.microsoft.com/office/word/2010/wordprocessingCanvas" xmlns:cx="http://schemas.microsoft.com/office/drawing/2014/chartex" xmlns:mc="http://schemas.openxmlformats.org/markup-compatibility/2006" xmlns:o="urn:schemas-microsoft-com:office:office" xmlns:r="http://schemas.openxmlformats.org/officeDocument/2006/relationships" xmlns:m="http://schemas.openxmlformats.org/officeDocument/2006/math" xmlns:v="urn:schemas-microsoft-com:vml" xmlns:wp14="http://schemas.microsoft.com/office/word/2010/wordprocessingDrawing" xmlns:wp="http://schemas.openxmlformats.org/drawingml/2006/wordprocessingDrawing" xmlns:w10="urn:schemas-microsoft-com:office:word" xmlns:w="http://schemas.openxmlformats.org/wordprocessingml/2006/main" xmlns:w14="http://schemas.microsoft.com/office/word/2010/wordml" xmlns:w15="http://schemas.microsoft.com/office/word/2012/wordml" xmlns:w16se="http://schemas.microsoft.com/office/word/2015/wordml/symex" xmlns:wpg="http://schemas.microsoft.com/office/word/2010/wordprocessingGroup" xmlns:wpi="http://schemas.microsoft.com/office/word/2010/wordprocessingInk" xmlns:wne="http://schemas.microsoft.com/office/word/2006/wordml" xmlns:wps="http://schemas.microsoft.com/office/word/2010/wordprocessingShape" mc:Ignorable="w14 w15 w16se wp14">
+<w:numbering xmlns:wpc="http://schemas.microsoft.com/office/word/2010/wordprocessingCanvas" xmlns:cx="http://schemas.microsoft.com/office/drawing/2014/chartex" xmlns:cx1="http://schemas.microsoft.com/office/drawing/2015/9/8/chartex" xmlns:cx2="http://schemas.microsoft.com/office/drawing/2015/10/21/chartex" xmlns:cx3="http://schemas.microsoft.com/office/drawing/2016/5/9/chartex" xmlns:cx4="http://schemas.microsoft.com/office/drawing/2016/5/10/chartex" xmlns:cx5="http://schemas.microsoft.com/office/drawing/2016/5/11/chartex" xmlns:cx6="http://schemas.microsoft.com/office/drawing/2016/5/12/chartex" xmlns:cx7="http://schemas.microsoft.com/office/drawing/2016/5/13/chartex" xmlns:cx8="http://schemas.microsoft.com/office/drawing/2016/5/14/chartex" xmlns:mc="http://schemas.openxmlformats.org/markup-compatibility/2006" xmlns:m="http://schemas.openxmlformats.org/officeDocument/2006/math" xmlns:aink="http://schemas.microsoft.com/office/drawing/2016/ink" xmlns:am3d="http://schemas.microsoft.com/office/drawing/2017/model3d" xmlns:oel="http://schemas.microsoft.com/office/2019/extlst" xmlns:r="http://schemas.openxmlformats.org/officeDocument/2006/relationships" xmlns:wp14="http://schemas.microsoft.com/office/word/2010/wordprocessingDrawing" xmlns:wp="http://schemas.openxmlformats.org/drawingml/2006/wordprocessingDrawing" xmlns:wpg="http://schemas.microsoft.com/office/word/2010/wordprocessingGroup" xmlns:wpi="http://schemas.microsoft.com/office/word/2010/wordprocessingInk" xmlns:wps="http://schemas.microsoft.com/office/word/2010/wordprocessingShape" xmlns:o="urn:schemas-microsoft-com:office:office" xmlns:v="urn:schemas-microsoft-com:vml" xmlns:w10="urn:schemas-microsoft-com:office:word" xmlns:w="http://schemas.openxmlformats.org/wordprocessingml/2006/main" xmlns:w14="http://schemas.microsoft.com/office/word/2010/wordml" xmlns:w15="http://schemas.microsoft.com/office/word/2012/wordml" xmlns:w16cex="http://schemas.microsoft.com/office/word/2018/wordml/cex" xmlns:w16cid="http://schemas.microsoft.com/office/word/2016/wordml/cid" xmlns:w16="http://schemas.microsoft.com/office/word/2018/wordml" xmlns:w16sdtdh="http://schemas.microsoft.com/office/word/2020/wordml/sdtdatahash" xmlns:w16sdtfl="http://schemas.microsoft.com/office/word/2024/wordml/sdtformatlock" xmlns:w16se="http://schemas.microsoft.com/office/word/2015/wordml/symex" xmlns:w16du="http://schemas.microsoft.com/office/word/2023/wordml/word16du" xmlns:wne="http://schemas.microsoft.com/office/word/2006/wordml" mc:Ignorable="w14 w15 w16se w16cid w16 w16cex w16sdtdh w16sdtfl w16du wp14">
   <w:abstractNum w:abstractNumId="0" w15:restartNumberingAfterBreak="0">
     <w:nsid w:val="00D87B80"/>
     <w:multiLevelType w:val="hybridMultilevel"/>
@@ -15723,103 +15670,103 @@
       </w:rPr>
     </w:lvl>
   </w:abstractNum>
-  <w:num w:numId="1">
+  <w:num w:numId="1" w16cid:durableId="965047229">
     <w:abstractNumId w:val="27"/>
   </w:num>
-  <w:num w:numId="2">
+  <w:num w:numId="2" w16cid:durableId="318310680">
     <w:abstractNumId w:val="2"/>
   </w:num>
-  <w:num w:numId="3">
+  <w:num w:numId="3" w16cid:durableId="958607343">
     <w:abstractNumId w:val="1"/>
   </w:num>
-  <w:num w:numId="4">
+  <w:num w:numId="4" w16cid:durableId="1092118422">
     <w:abstractNumId w:val="9"/>
   </w:num>
-  <w:num w:numId="5">
+  <w:num w:numId="5" w16cid:durableId="548995547">
     <w:abstractNumId w:val="16"/>
   </w:num>
-  <w:num w:numId="6">
+  <w:num w:numId="6" w16cid:durableId="1099638252">
     <w:abstractNumId w:val="7"/>
   </w:num>
-  <w:num w:numId="7">
+  <w:num w:numId="7" w16cid:durableId="1169062375">
     <w:abstractNumId w:val="6"/>
   </w:num>
-  <w:num w:numId="8">
+  <w:num w:numId="8" w16cid:durableId="1016535613">
     <w:abstractNumId w:val="22"/>
   </w:num>
-  <w:num w:numId="9">
+  <w:num w:numId="9" w16cid:durableId="489558700">
     <w:abstractNumId w:val="0"/>
   </w:num>
-  <w:num w:numId="10">
+  <w:num w:numId="10" w16cid:durableId="2038462264">
     <w:abstractNumId w:val="13"/>
   </w:num>
-  <w:num w:numId="11">
+  <w:num w:numId="11" w16cid:durableId="1544827352">
     <w:abstractNumId w:val="19"/>
   </w:num>
-  <w:num w:numId="12">
+  <w:num w:numId="12" w16cid:durableId="1249651482">
     <w:abstractNumId w:val="3"/>
   </w:num>
-  <w:num w:numId="13">
+  <w:num w:numId="13" w16cid:durableId="1201551307">
     <w:abstractNumId w:val="21"/>
   </w:num>
-  <w:num w:numId="14">
+  <w:num w:numId="14" w16cid:durableId="1655524691">
     <w:abstractNumId w:val="12"/>
   </w:num>
-  <w:num w:numId="15">
+  <w:num w:numId="15" w16cid:durableId="272128926">
     <w:abstractNumId w:val="26"/>
   </w:num>
-  <w:num w:numId="16">
+  <w:num w:numId="16" w16cid:durableId="1831290363">
     <w:abstractNumId w:val="20"/>
   </w:num>
-  <w:num w:numId="17">
+  <w:num w:numId="17" w16cid:durableId="2075275313">
     <w:abstractNumId w:val="23"/>
   </w:num>
-  <w:num w:numId="18">
+  <w:num w:numId="18" w16cid:durableId="1309942491">
     <w:abstractNumId w:val="14"/>
   </w:num>
-  <w:num w:numId="19">
+  <w:num w:numId="19" w16cid:durableId="1282416643">
     <w:abstractNumId w:val="29"/>
   </w:num>
-  <w:num w:numId="20">
+  <w:num w:numId="20" w16cid:durableId="1505784826">
     <w:abstractNumId w:val="15"/>
   </w:num>
-  <w:num w:numId="21">
+  <w:num w:numId="21" w16cid:durableId="1714963558">
     <w:abstractNumId w:val="5"/>
   </w:num>
-  <w:num w:numId="22">
+  <w:num w:numId="22" w16cid:durableId="600338988">
     <w:abstractNumId w:val="25"/>
   </w:num>
-  <w:num w:numId="23">
+  <w:num w:numId="23" w16cid:durableId="1726178117">
     <w:abstractNumId w:val="4"/>
   </w:num>
-  <w:num w:numId="24">
+  <w:num w:numId="24" w16cid:durableId="1674918091">
     <w:abstractNumId w:val="30"/>
   </w:num>
-  <w:num w:numId="25">
+  <w:num w:numId="25" w16cid:durableId="162743502">
     <w:abstractNumId w:val="8"/>
   </w:num>
-  <w:num w:numId="26">
+  <w:num w:numId="26" w16cid:durableId="1919749868">
     <w:abstractNumId w:val="32"/>
   </w:num>
-  <w:num w:numId="27">
+  <w:num w:numId="27" w16cid:durableId="816841222">
     <w:abstractNumId w:val="28"/>
   </w:num>
-  <w:num w:numId="28">
+  <w:num w:numId="28" w16cid:durableId="1000619545">
     <w:abstractNumId w:val="31"/>
   </w:num>
-  <w:num w:numId="29">
+  <w:num w:numId="29" w16cid:durableId="1087270947">
     <w:abstractNumId w:val="10"/>
   </w:num>
-  <w:num w:numId="30">
+  <w:num w:numId="30" w16cid:durableId="2096435464">
     <w:abstractNumId w:val="18"/>
   </w:num>
-  <w:num w:numId="31">
+  <w:num w:numId="31" w16cid:durableId="2144033086">
     <w:abstractNumId w:val="11"/>
   </w:num>
-  <w:num w:numId="32">
+  <w:num w:numId="32" w16cid:durableId="1444376178">
     <w:abstractNumId w:val="17"/>
   </w:num>
-  <w:num w:numId="33">
+  <w:num w:numId="33" w16cid:durableId="1909925912">
     <w:abstractNumId w:val="24"/>
   </w:num>
   <w:numIdMacAtCleanup w:val="9"/>
@@ -15827,7 +15774,7 @@
 </file>
 
 <file path=word/people.xml><?xml version="1.0" encoding="utf-8"?>
-<w15:people xmlns:wpc="http://schemas.microsoft.com/office/word/2010/wordprocessingCanvas" xmlns:cx="http://schemas.microsoft.com/office/drawing/2014/chartex" xmlns:mc="http://schemas.openxmlformats.org/markup-compatibility/2006" xmlns:o="urn:schemas-microsoft-com:office:office" xmlns:r="http://schemas.openxmlformats.org/officeDocument/2006/relationships" xmlns:m="http://schemas.openxmlformats.org/officeDocument/2006/math" xmlns:v="urn:schemas-microsoft-com:vml" xmlns:wp14="http://schemas.microsoft.com/office/word/2010/wordprocessingDrawing" xmlns:wp="http://schemas.openxmlformats.org/drawingml/2006/wordprocessingDrawing" xmlns:w10="urn:schemas-microsoft-com:office:word" xmlns:w="http://schemas.openxmlformats.org/wordprocessingml/2006/main" xmlns:w14="http://schemas.microsoft.com/office/word/2010/wordml" xmlns:w15="http://schemas.microsoft.com/office/word/2012/wordml" xmlns:w16se="http://schemas.microsoft.com/office/word/2015/wordml/symex" xmlns:wpg="http://schemas.microsoft.com/office/word/2010/wordprocessingGroup" xmlns:wpi="http://schemas.microsoft.com/office/word/2010/wordprocessingInk" xmlns:wne="http://schemas.microsoft.com/office/word/2006/wordml" xmlns:wps="http://schemas.microsoft.com/office/word/2010/wordprocessingShape" mc:Ignorable="w14 w15 w16se wp14">
+<w15:people xmlns:wpc="http://schemas.microsoft.com/office/word/2010/wordprocessingCanvas" xmlns:cx="http://schemas.microsoft.com/office/drawing/2014/chartex" xmlns:cx1="http://schemas.microsoft.com/office/drawing/2015/9/8/chartex" xmlns:cx2="http://schemas.microsoft.com/office/drawing/2015/10/21/chartex" xmlns:cx3="http://schemas.microsoft.com/office/drawing/2016/5/9/chartex" xmlns:cx4="http://schemas.microsoft.com/office/drawing/2016/5/10/chartex" xmlns:cx5="http://schemas.microsoft.com/office/drawing/2016/5/11/chartex" xmlns:cx6="http://schemas.microsoft.com/office/drawing/2016/5/12/chartex" xmlns:cx7="http://schemas.microsoft.com/office/drawing/2016/5/13/chartex" xmlns:cx8="http://schemas.microsoft.com/office/drawing/2016/5/14/chartex" xmlns:mc="http://schemas.openxmlformats.org/markup-compatibility/2006" xmlns:m="http://schemas.openxmlformats.org/officeDocument/2006/math" xmlns:aink="http://schemas.microsoft.com/office/drawing/2016/ink" xmlns:am3d="http://schemas.microsoft.com/office/drawing/2017/model3d" xmlns:oel="http://schemas.microsoft.com/office/2019/extlst" xmlns:r="http://schemas.openxmlformats.org/officeDocument/2006/relationships" xmlns:wp14="http://schemas.microsoft.com/office/word/2010/wordprocessingDrawing" xmlns:wp="http://schemas.openxmlformats.org/drawingml/2006/wordprocessingDrawing" xmlns:wpg="http://schemas.microsoft.com/office/word/2010/wordprocessingGroup" xmlns:wpi="http://schemas.microsoft.com/office/word/2010/wordprocessingInk" xmlns:wps="http://schemas.microsoft.com/office/word/2010/wordprocessingShape" xmlns:o="urn:schemas-microsoft-com:office:office" xmlns:v="urn:schemas-microsoft-com:vml" xmlns:w10="urn:schemas-microsoft-com:office:word" xmlns:w="http://schemas.openxmlformats.org/wordprocessingml/2006/main" xmlns:w14="http://schemas.microsoft.com/office/word/2010/wordml" xmlns:w15="http://schemas.microsoft.com/office/word/2012/wordml" xmlns:w16cex="http://schemas.microsoft.com/office/word/2018/wordml/cex" xmlns:w16cid="http://schemas.microsoft.com/office/word/2016/wordml/cid" xmlns:w16="http://schemas.microsoft.com/office/word/2018/wordml" xmlns:w16sdtdh="http://schemas.microsoft.com/office/word/2020/wordml/sdtdatahash" xmlns:w16sdtfl="http://schemas.microsoft.com/office/word/2024/wordml/sdtformatlock" xmlns:w16se="http://schemas.microsoft.com/office/word/2015/wordml/symex" xmlns:w16du="http://schemas.microsoft.com/office/word/2023/wordml/word16du" xmlns:wne="http://schemas.microsoft.com/office/word/2006/wordml" mc:Ignorable="w14 w15 w16se w16cid w16 w16cex w16sdtdh w16sdtfl w16du wp14">
   <w15:person w15:author="Viviana Herrera">
     <w15:presenceInfo w15:providerId="Windows Live" w15:userId="0b9d80a4d799ac89"/>
   </w15:person>
@@ -15835,7 +15782,7 @@
 </file>
 
 <file path=word/styles.xml><?xml version="1.0" encoding="utf-8"?>
-<w:styles xmlns:mc="http://schemas.openxmlformats.org/markup-compatibility/2006" xmlns:r="http://schemas.openxmlformats.org/officeDocument/2006/relationships" xmlns:w="http://schemas.openxmlformats.org/wordprocessingml/2006/main" xmlns:w14="http://schemas.microsoft.com/office/word/2010/wordml" xmlns:w15="http://schemas.microsoft.com/office/word/2012/wordml" xmlns:w16se="http://schemas.microsoft.com/office/word/2015/wordml/symex" mc:Ignorable="w14 w15 w16se">
+<w:styles xmlns:mc="http://schemas.openxmlformats.org/markup-compatibility/2006" xmlns:r="http://schemas.openxmlformats.org/officeDocument/2006/relationships" xmlns:w="http://schemas.openxmlformats.org/wordprocessingml/2006/main" xmlns:w14="http://schemas.microsoft.com/office/word/2010/wordml" xmlns:w15="http://schemas.microsoft.com/office/word/2012/wordml" xmlns:w16cex="http://schemas.microsoft.com/office/word/2018/wordml/cex" xmlns:w16cid="http://schemas.microsoft.com/office/word/2016/wordml/cid" xmlns:w16="http://schemas.microsoft.com/office/word/2018/wordml" xmlns:w16sdtdh="http://schemas.microsoft.com/office/word/2020/wordml/sdtdatahash" xmlns:w16sdtfl="http://schemas.microsoft.com/office/word/2024/wordml/sdtformatlock" xmlns:w16se="http://schemas.microsoft.com/office/word/2015/wordml/symex" xmlns:w16du="http://schemas.microsoft.com/office/word/2023/wordml/word16du" mc:Ignorable="w14 w15 w16se w16cid w16 w16cex w16sdtdh w16sdtfl w16du">
   <w:docDefaults>
     <w:rPrDefault>
       <w:rPr>
@@ -15845,7 +15792,7 @@
     </w:rPrDefault>
     <w:pPrDefault/>
   </w:docDefaults>
-  <w:latentStyles w:defLockedState="0" w:defUIPriority="99" w:defSemiHidden="0" w:defUnhideWhenUsed="0" w:defQFormat="0" w:count="371">
+  <w:latentStyles w:defLockedState="0" w:defUIPriority="99" w:defSemiHidden="0" w:defUnhideWhenUsed="0" w:defQFormat="0" w:count="376">
     <w:lsdException w:name="Normal" w:uiPriority="0" w:qFormat="1"/>
     <w:lsdException w:name="heading 1" w:uiPriority="9" w:qFormat="1"/>
     <w:lsdException w:name="heading 2" w:semiHidden="1" w:uiPriority="9" w:unhideWhenUsed="1" w:qFormat="1"/>
@@ -16214,6 +16161,11 @@
     <w:lsdException w:name="List Table 5 Dark Accent 6" w:uiPriority="50"/>
     <w:lsdException w:name="List Table 6 Colorful Accent 6" w:uiPriority="51"/>
     <w:lsdException w:name="List Table 7 Colorful Accent 6" w:uiPriority="52"/>
+    <w:lsdException w:name="Mention" w:semiHidden="1" w:unhideWhenUsed="1"/>
+    <w:lsdException w:name="Smart Hyperlink" w:semiHidden="1" w:unhideWhenUsed="1"/>
+    <w:lsdException w:name="Hashtag" w:semiHidden="1" w:unhideWhenUsed="1"/>
+    <w:lsdException w:name="Unresolved Mention" w:semiHidden="1" w:unhideWhenUsed="1"/>
+    <w:lsdException w:name="Smart Link" w:semiHidden="1" w:unhideWhenUsed="1"/>
   </w:latentStyles>
   <w:style w:type="paragraph" w:default="1" w:styleId="Normal">
     <w:name w:val="Normal"/>
@@ -17471,7 +17423,7 @@
       <w:lang w:val="es-CO" w:eastAsia="ja-JP"/>
     </w:rPr>
   </w:style>
-  <w:style w:type="character" w:styleId="Textoennegrita">
+  <w:style w:type="character" w:styleId="Fuerte">
     <w:name w:val="Strong"/>
     <w:basedOn w:val="Fuentedeprrafopredeter"/>
     <w:uiPriority w:val="22"/>
@@ -17482,7 +17434,7 @@
       <w:bCs/>
     </w:rPr>
   </w:style>
-  <w:style w:type="table" w:styleId="Tabladecuadrcula4-nfasis1">
+  <w:style w:type="table" w:styleId="Tablaconcuadrcula4-nfasis1">
     <w:name w:val="Grid Table 4 Accent 1"/>
     <w:basedOn w:val="Tablanormal"/>
     <w:uiPriority w:val="49"/>
@@ -17560,7 +17512,7 @@
       </w:tcPr>
     </w:tblStylePr>
   </w:style>
-  <w:style w:type="table" w:styleId="Tabladecuadrcula4-nfasis5">
+  <w:style w:type="table" w:styleId="Tablaconcuadrcula4-nfasis5">
     <w:name w:val="Grid Table 4 Accent 5"/>
     <w:basedOn w:val="Tablanormal"/>
     <w:uiPriority w:val="49"/>
@@ -17675,7 +17627,7 @@
 </file>
 
 <file path=word/diagrams/colors1.xml><?xml version="1.0" encoding="utf-8"?>
-<dgm:colorsDef xmlns:dgm="http://schemas.openxmlformats.org/drawingml/2006/diagram" xmlns:a="http://schemas.openxmlformats.org/drawingml/2006/main" uniqueId="urn:microsoft.com/office/officeart/2005/8/colors/colorful4">
+<dgm:colorsDef xmlns:dgm="http://schemas.openxmlformats.org/drawingml/2006/diagram" xmlns:a="http://schemas.openxmlformats.org/drawingml/2006/main" uniqueId="urn:microsoft.com/office/officeart/2005/8/colors/colorful4#2">
   <dgm:title val=""/>
   <dgm:desc val=""/>
   <dgm:catLst>
@@ -18457,7 +18409,7 @@
 </file>
 
 <file path=word/diagrams/colors2.xml><?xml version="1.0" encoding="utf-8"?>
-<dgm:colorsDef xmlns:dgm="http://schemas.openxmlformats.org/drawingml/2006/diagram" xmlns:a="http://schemas.openxmlformats.org/drawingml/2006/main" uniqueId="urn:microsoft.com/office/officeart/2005/8/colors/colorful3">
+<dgm:colorsDef xmlns:dgm="http://schemas.openxmlformats.org/drawingml/2006/diagram" xmlns:a="http://schemas.openxmlformats.org/drawingml/2006/main" uniqueId="urn:microsoft.com/office/officeart/2005/8/colors/colorful3#2">
   <dgm:title val=""/>
   <dgm:desc val=""/>
   <dgm:catLst>
@@ -19239,7 +19191,7 @@
 </file>
 
 <file path=word/diagrams/colors3.xml><?xml version="1.0" encoding="utf-8"?>
-<dgm:colorsDef xmlns:dgm="http://schemas.openxmlformats.org/drawingml/2006/diagram" xmlns:a="http://schemas.openxmlformats.org/drawingml/2006/main" uniqueId="urn:microsoft.com/office/officeart/2005/8/colors/colorful3">
+<dgm:colorsDef xmlns:dgm="http://schemas.openxmlformats.org/drawingml/2006/diagram" xmlns:a="http://schemas.openxmlformats.org/drawingml/2006/main" uniqueId="urn:microsoft.com/office/officeart/2005/8/colors/colorful3#3">
   <dgm:title val=""/>
   <dgm:desc val=""/>
   <dgm:catLst>
@@ -20024,7 +19976,7 @@
 <dgm:dataModel xmlns:dgm="http://schemas.openxmlformats.org/drawingml/2006/diagram" xmlns:a="http://schemas.openxmlformats.org/drawingml/2006/main">
   <dgm:ptLst>
     <dgm:pt modelId="{61B21284-45D3-4999-8F59-5D04EE96A315}" type="doc">
-      <dgm:prSet loTypeId="urn:microsoft.com/office/officeart/2008/layout/TitlePictureLineup" loCatId="picture" qsTypeId="urn:microsoft.com/office/officeart/2005/8/quickstyle/simple1" qsCatId="simple" csTypeId="urn:microsoft.com/office/officeart/2005/8/colors/colorful4" csCatId="colorful" phldr="1"/>
+      <dgm:prSet loTypeId="urn:microsoft.com/office/officeart/2008/layout/TitlePictureLineup" loCatId="picture" qsTypeId="urn:microsoft.com/office/officeart/2005/8/quickstyle/simple1#4" qsCatId="simple" csTypeId="urn:microsoft.com/office/officeart/2005/8/colors/colorful4#2" csCatId="colorful" phldr="1"/>
       <dgm:spPr/>
       <dgm:t>
         <a:bodyPr/>
@@ -20335,13 +20287,6 @@
         </dgm:presLayoutVars>
       </dgm:prSet>
       <dgm:spPr/>
-      <dgm:t>
-        <a:bodyPr/>
-        <a:lstStyle/>
-        <a:p>
-          <a:endParaRPr lang="es-ES"/>
-        </a:p>
-      </dgm:t>
     </dgm:pt>
     <dgm:pt modelId="{13A38296-AD4D-482F-8981-022CCA27042D}" type="pres">
       <dgm:prSet presAssocID="{A90ACE0D-53B0-413B-9F5B-84486FBE4611}" presName="composite" presStyleCnt="0"/>
@@ -20369,13 +20314,6 @@
         </dgm:presLayoutVars>
       </dgm:prSet>
       <dgm:spPr/>
-      <dgm:t>
-        <a:bodyPr/>
-        <a:lstStyle/>
-        <a:p>
-          <a:endParaRPr lang="es-ES"/>
-        </a:p>
-      </dgm:t>
     </dgm:pt>
     <dgm:pt modelId="{2C6F2126-D42F-4907-AA81-AB1B553A678F}" type="pres">
       <dgm:prSet presAssocID="{A90ACE0D-53B0-413B-9F5B-84486FBE4611}" presName="Parent" presStyleLbl="alignNode1" presStyleIdx="0" presStyleCnt="3">
@@ -20384,13 +20322,6 @@
         </dgm:presLayoutVars>
       </dgm:prSet>
       <dgm:spPr/>
-      <dgm:t>
-        <a:bodyPr/>
-        <a:lstStyle/>
-        <a:p>
-          <a:endParaRPr lang="es-ES"/>
-        </a:p>
-      </dgm:t>
     </dgm:pt>
     <dgm:pt modelId="{2D681BA3-6407-4D1B-8552-964076BB6688}" type="pres">
       <dgm:prSet presAssocID="{E8E79194-3686-4F34-885C-0BC6A574D4B5}" presName="sibTrans" presStyleCnt="0"/>
@@ -20422,13 +20353,6 @@
         </dgm:presLayoutVars>
       </dgm:prSet>
       <dgm:spPr/>
-      <dgm:t>
-        <a:bodyPr/>
-        <a:lstStyle/>
-        <a:p>
-          <a:endParaRPr lang="es-ES"/>
-        </a:p>
-      </dgm:t>
     </dgm:pt>
     <dgm:pt modelId="{4BF41FAE-C909-4429-8A88-A6403D6032B5}" type="pres">
       <dgm:prSet presAssocID="{73CB9109-1636-4610-9102-03A8D66F1F20}" presName="Parent" presStyleLbl="alignNode1" presStyleIdx="1" presStyleCnt="3">
@@ -20437,13 +20361,6 @@
         </dgm:presLayoutVars>
       </dgm:prSet>
       <dgm:spPr/>
-      <dgm:t>
-        <a:bodyPr/>
-        <a:lstStyle/>
-        <a:p>
-          <a:endParaRPr lang="es-ES"/>
-        </a:p>
-      </dgm:t>
     </dgm:pt>
     <dgm:pt modelId="{3F228A9C-201A-4D7F-BA23-79B7633DE0B9}" type="pres">
       <dgm:prSet presAssocID="{2E00B8E8-2CC2-4213-A8EE-6BB5597547F5}" presName="sibTrans" presStyleCnt="0"/>
@@ -20475,13 +20392,6 @@
         </dgm:presLayoutVars>
       </dgm:prSet>
       <dgm:spPr/>
-      <dgm:t>
-        <a:bodyPr/>
-        <a:lstStyle/>
-        <a:p>
-          <a:endParaRPr lang="es-ES"/>
-        </a:p>
-      </dgm:t>
     </dgm:pt>
     <dgm:pt modelId="{A4F9AE89-8EE5-4CDC-A34C-E242F02C1DCB}" type="pres">
       <dgm:prSet presAssocID="{D9F890D2-647B-422F-BCA1-A941167BBE09}" presName="Parent" presStyleLbl="alignNode1" presStyleIdx="2" presStyleCnt="3">
@@ -20490,29 +20400,22 @@
         </dgm:presLayoutVars>
       </dgm:prSet>
       <dgm:spPr/>
-      <dgm:t>
-        <a:bodyPr/>
-        <a:lstStyle/>
-        <a:p>
-          <a:endParaRPr lang="es-ES"/>
-        </a:p>
-      </dgm:t>
     </dgm:pt>
   </dgm:ptLst>
   <dgm:cxnLst>
-    <dgm:cxn modelId="{39642256-7D9F-41AA-9565-F336A7F96F84}" srcId="{61B21284-45D3-4999-8F59-5D04EE96A315}" destId="{A90ACE0D-53B0-413B-9F5B-84486FBE4611}" srcOrd="0" destOrd="0" parTransId="{087E882B-9C67-4FEE-A75F-0080EF53DDF2}" sibTransId="{E8E79194-3686-4F34-885C-0BC6A574D4B5}"/>
-    <dgm:cxn modelId="{CF62DCA1-3DCF-46D5-97A9-3F4E0618C31F}" type="presOf" srcId="{A90ACE0D-53B0-413B-9F5B-84486FBE4611}" destId="{2C6F2126-D42F-4907-AA81-AB1B553A678F}" srcOrd="0" destOrd="0" presId="urn:microsoft.com/office/officeart/2008/layout/TitlePictureLineup"/>
-    <dgm:cxn modelId="{3BBA5B87-2C22-46DC-B5A2-8BF77B7E7B31}" srcId="{61B21284-45D3-4999-8F59-5D04EE96A315}" destId="{73CB9109-1636-4610-9102-03A8D66F1F20}" srcOrd="1" destOrd="0" parTransId="{F60D9F79-FDA7-4994-B9DF-42BD60F76CA1}" sibTransId="{2E00B8E8-2CC2-4213-A8EE-6BB5597547F5}"/>
-    <dgm:cxn modelId="{8CE703AA-B0BF-4FE1-A3F9-8613688DCC04}" srcId="{73CB9109-1636-4610-9102-03A8D66F1F20}" destId="{34047E97-22DE-4416-922B-01BCF62B88B7}" srcOrd="0" destOrd="0" parTransId="{604C6A62-A96D-4831-BDA9-A9D5B252AA95}" sibTransId="{6E20FE6B-E323-4BE0-94A2-AFE9D0641144}"/>
-    <dgm:cxn modelId="{48307C7F-919A-4151-B554-A82116E227E0}" srcId="{61B21284-45D3-4999-8F59-5D04EE96A315}" destId="{D9F890D2-647B-422F-BCA1-A941167BBE09}" srcOrd="2" destOrd="0" parTransId="{F2C5A8A3-FDBD-4F93-BF49-7A9F5749F32E}" sibTransId="{FDCD3D89-DC72-4E62-B052-DC3F2040282E}"/>
     <dgm:cxn modelId="{0CAC780B-8EC1-43E7-A89C-9C14A0397F9E}" type="presOf" srcId="{34047E97-22DE-4416-922B-01BCF62B88B7}" destId="{8A344747-C05B-49A8-8DCE-FCBEAEC214D7}" srcOrd="0" destOrd="0" presId="urn:microsoft.com/office/officeart/2008/layout/TitlePictureLineup"/>
     <dgm:cxn modelId="{79DA6612-0966-411A-8A1E-6ADFB75F46D4}" type="presOf" srcId="{D9F890D2-647B-422F-BCA1-A941167BBE09}" destId="{A4F9AE89-8EE5-4CDC-A34C-E242F02C1DCB}" srcOrd="0" destOrd="0" presId="urn:microsoft.com/office/officeart/2008/layout/TitlePictureLineup"/>
+    <dgm:cxn modelId="{E7B5A928-CC7F-465F-9AC9-CB9A33770E3B}" srcId="{A90ACE0D-53B0-413B-9F5B-84486FBE4611}" destId="{B7BC3F0D-B1CE-4860-92D0-2B5DF48F7A8A}" srcOrd="0" destOrd="0" parTransId="{EAD40E38-B670-424D-A642-E1ECE8120410}" sibTransId="{069D1E8C-A949-431F-A114-5BE3277DC6FE}"/>
+    <dgm:cxn modelId="{39642256-7D9F-41AA-9565-F336A7F96F84}" srcId="{61B21284-45D3-4999-8F59-5D04EE96A315}" destId="{A90ACE0D-53B0-413B-9F5B-84486FBE4611}" srcOrd="0" destOrd="0" parTransId="{087E882B-9C67-4FEE-A75F-0080EF53DDF2}" sibTransId="{E8E79194-3686-4F34-885C-0BC6A574D4B5}"/>
     <dgm:cxn modelId="{E26DA65E-EF78-4C18-8FEC-B8C2F2E4CD5C}" type="presOf" srcId="{2965BFC3-7A08-44DF-AE66-F0742334B263}" destId="{0C159152-16DA-4310-94BB-7FB32717A30C}" srcOrd="0" destOrd="0" presId="urn:microsoft.com/office/officeart/2008/layout/TitlePictureLineup"/>
+    <dgm:cxn modelId="{4576EE7A-FFC3-46F5-AD6E-2B50EFF7008D}" srcId="{D9F890D2-647B-422F-BCA1-A941167BBE09}" destId="{2965BFC3-7A08-44DF-AE66-F0742334B263}" srcOrd="0" destOrd="0" parTransId="{D1BFB7AE-C6CA-4026-83E8-DB5D3EB0C5AC}" sibTransId="{96839923-75BE-418A-814F-800D818A7EBE}"/>
+    <dgm:cxn modelId="{48307C7F-919A-4151-B554-A82116E227E0}" srcId="{61B21284-45D3-4999-8F59-5D04EE96A315}" destId="{D9F890D2-647B-422F-BCA1-A941167BBE09}" srcOrd="2" destOrd="0" parTransId="{F2C5A8A3-FDBD-4F93-BF49-7A9F5749F32E}" sibTransId="{FDCD3D89-DC72-4E62-B052-DC3F2040282E}"/>
+    <dgm:cxn modelId="{3BBA5B87-2C22-46DC-B5A2-8BF77B7E7B31}" srcId="{61B21284-45D3-4999-8F59-5D04EE96A315}" destId="{73CB9109-1636-4610-9102-03A8D66F1F20}" srcOrd="1" destOrd="0" parTransId="{F60D9F79-FDA7-4994-B9DF-42BD60F76CA1}" sibTransId="{2E00B8E8-2CC2-4213-A8EE-6BB5597547F5}"/>
+    <dgm:cxn modelId="{CF62DCA1-3DCF-46D5-97A9-3F4E0618C31F}" type="presOf" srcId="{A90ACE0D-53B0-413B-9F5B-84486FBE4611}" destId="{2C6F2126-D42F-4907-AA81-AB1B553A678F}" srcOrd="0" destOrd="0" presId="urn:microsoft.com/office/officeart/2008/layout/TitlePictureLineup"/>
+    <dgm:cxn modelId="{8CE703AA-B0BF-4FE1-A3F9-8613688DCC04}" srcId="{73CB9109-1636-4610-9102-03A8D66F1F20}" destId="{34047E97-22DE-4416-922B-01BCF62B88B7}" srcOrd="0" destOrd="0" parTransId="{604C6A62-A96D-4831-BDA9-A9D5B252AA95}" sibTransId="{6E20FE6B-E323-4BE0-94A2-AFE9D0641144}"/>
+    <dgm:cxn modelId="{0534B9C6-9154-4AF6-940C-8609D50F97E7}" type="presOf" srcId="{B7BC3F0D-B1CE-4860-92D0-2B5DF48F7A8A}" destId="{346E7C6D-EEBB-4165-9983-D1D8AFAC16A5}" srcOrd="0" destOrd="0" presId="urn:microsoft.com/office/officeart/2008/layout/TitlePictureLineup"/>
+    <dgm:cxn modelId="{426253C8-1D48-47BD-9590-B9646FF679E7}" type="presOf" srcId="{73CB9109-1636-4610-9102-03A8D66F1F20}" destId="{4BF41FAE-C909-4429-8A88-A6403D6032B5}" srcOrd="0" destOrd="0" presId="urn:microsoft.com/office/officeart/2008/layout/TitlePictureLineup"/>
     <dgm:cxn modelId="{4B10BDFD-FC92-4347-B042-9C308A43B211}" type="presOf" srcId="{61B21284-45D3-4999-8F59-5D04EE96A315}" destId="{323D8792-D15D-46B8-9E33-2819F239FA6D}" srcOrd="0" destOrd="0" presId="urn:microsoft.com/office/officeart/2008/layout/TitlePictureLineup"/>
-    <dgm:cxn modelId="{426253C8-1D48-47BD-9590-B9646FF679E7}" type="presOf" srcId="{73CB9109-1636-4610-9102-03A8D66F1F20}" destId="{4BF41FAE-C909-4429-8A88-A6403D6032B5}" srcOrd="0" destOrd="0" presId="urn:microsoft.com/office/officeart/2008/layout/TitlePictureLineup"/>
-    <dgm:cxn modelId="{0534B9C6-9154-4AF6-940C-8609D50F97E7}" type="presOf" srcId="{B7BC3F0D-B1CE-4860-92D0-2B5DF48F7A8A}" destId="{346E7C6D-EEBB-4165-9983-D1D8AFAC16A5}" srcOrd="0" destOrd="0" presId="urn:microsoft.com/office/officeart/2008/layout/TitlePictureLineup"/>
-    <dgm:cxn modelId="{4576EE7A-FFC3-46F5-AD6E-2B50EFF7008D}" srcId="{D9F890D2-647B-422F-BCA1-A941167BBE09}" destId="{2965BFC3-7A08-44DF-AE66-F0742334B263}" srcOrd="0" destOrd="0" parTransId="{D1BFB7AE-C6CA-4026-83E8-DB5D3EB0C5AC}" sibTransId="{96839923-75BE-418A-814F-800D818A7EBE}"/>
-    <dgm:cxn modelId="{E7B5A928-CC7F-465F-9AC9-CB9A33770E3B}" srcId="{A90ACE0D-53B0-413B-9F5B-84486FBE4611}" destId="{B7BC3F0D-B1CE-4860-92D0-2B5DF48F7A8A}" srcOrd="0" destOrd="0" parTransId="{EAD40E38-B670-424D-A642-E1ECE8120410}" sibTransId="{069D1E8C-A949-431F-A114-5BE3277DC6FE}"/>
     <dgm:cxn modelId="{58840A33-9E91-4059-AB9D-C3B19DA8FB51}" type="presParOf" srcId="{323D8792-D15D-46B8-9E33-2819F239FA6D}" destId="{13A38296-AD4D-482F-8981-022CCA27042D}" srcOrd="0" destOrd="0" presId="urn:microsoft.com/office/officeart/2008/layout/TitlePictureLineup"/>
     <dgm:cxn modelId="{51885FBD-7CB4-4D32-A60F-BBDD448DF0F0}" type="presParOf" srcId="{13A38296-AD4D-482F-8981-022CCA27042D}" destId="{9E82C776-7FA3-4D1C-8E94-731C00ABF7C9}" srcOrd="0" destOrd="0" presId="urn:microsoft.com/office/officeart/2008/layout/TitlePictureLineup"/>
     <dgm:cxn modelId="{64666138-37BD-445B-928B-B35A594B3ACA}" type="presParOf" srcId="{13A38296-AD4D-482F-8981-022CCA27042D}" destId="{048CC209-4FBA-4E9F-94A7-67174F89FE5D}" srcOrd="1" destOrd="0" presId="urn:microsoft.com/office/officeart/2008/layout/TitlePictureLineup"/>
@@ -20545,7 +20448,7 @@
 <dgm:dataModel xmlns:dgm="http://schemas.openxmlformats.org/drawingml/2006/diagram" xmlns:a="http://schemas.openxmlformats.org/drawingml/2006/main">
   <dgm:ptLst>
     <dgm:pt modelId="{0AF9EB39-0A68-45FF-BB05-66134C8BB6BA}" type="doc">
-      <dgm:prSet loTypeId="urn:microsoft.com/office/officeart/2008/layout/HexagonCluster" loCatId="picture" qsTypeId="urn:microsoft.com/office/officeart/2005/8/quickstyle/simple1" qsCatId="simple" csTypeId="urn:microsoft.com/office/officeart/2005/8/colors/colorful3" csCatId="colorful" phldr="1"/>
+      <dgm:prSet loTypeId="urn:microsoft.com/office/officeart/2008/layout/HexagonCluster" loCatId="picture" qsTypeId="urn:microsoft.com/office/officeart/2005/8/quickstyle/simple1#5" qsCatId="simple" csTypeId="urn:microsoft.com/office/officeart/2005/8/colors/colorful3#2" csCatId="colorful" phldr="1"/>
       <dgm:spPr/>
       <dgm:t>
         <a:bodyPr/>
@@ -20787,13 +20690,6 @@
         </dgm:presLayoutVars>
       </dgm:prSet>
       <dgm:spPr/>
-      <dgm:t>
-        <a:bodyPr/>
-        <a:lstStyle/>
-        <a:p>
-          <a:endParaRPr lang="es-ES"/>
-        </a:p>
-      </dgm:t>
     </dgm:pt>
     <dgm:pt modelId="{9476CC1F-5FBD-4F74-9D46-60699D9671F1}" type="pres">
       <dgm:prSet presAssocID="{BD5BC86F-21BA-456F-BFB9-9E1ECD27AD30}" presName="text1" presStyleCnt="0"/>
@@ -20808,13 +20704,6 @@
         </dgm:presLayoutVars>
       </dgm:prSet>
       <dgm:spPr/>
-      <dgm:t>
-        <a:bodyPr/>
-        <a:lstStyle/>
-        <a:p>
-          <a:endParaRPr lang="es-ES"/>
-        </a:p>
-      </dgm:t>
     </dgm:pt>
     <dgm:pt modelId="{44583279-8B2C-4B65-B926-76E107841EFE}" type="pres">
       <dgm:prSet presAssocID="{BD5BC86F-21BA-456F-BFB9-9E1ECD27AD30}" presName="textaccent1" presStyleCnt="0"/>
@@ -20831,13 +20720,6 @@
     <dgm:pt modelId="{B2892871-93CB-4226-857E-4123FE35DAE1}" type="pres">
       <dgm:prSet presAssocID="{2C03E2E8-BCBF-4513-94F7-64CE59C75E09}" presName="imageRepeatNode" presStyleLbl="alignAcc1" presStyleIdx="0" presStyleCnt="4"/>
       <dgm:spPr/>
-      <dgm:t>
-        <a:bodyPr/>
-        <a:lstStyle/>
-        <a:p>
-          <a:endParaRPr lang="es-ES"/>
-        </a:p>
-      </dgm:t>
     </dgm:pt>
     <dgm:pt modelId="{F2385A6C-481D-4740-BFF6-8DB0712F9A5D}" type="pres">
       <dgm:prSet presAssocID="{2C03E2E8-BCBF-4513-94F7-64CE59C75E09}" presName="imageaccent1" presStyleCnt="0"/>
@@ -20860,13 +20742,6 @@
         </dgm:presLayoutVars>
       </dgm:prSet>
       <dgm:spPr/>
-      <dgm:t>
-        <a:bodyPr/>
-        <a:lstStyle/>
-        <a:p>
-          <a:endParaRPr lang="es-ES"/>
-        </a:p>
-      </dgm:t>
     </dgm:pt>
     <dgm:pt modelId="{140E0E94-7E49-4AA0-B27D-BA8B584596EA}" type="pres">
       <dgm:prSet presAssocID="{5E500C12-B769-403F-8F29-2368983CE299}" presName="textaccent2" presStyleCnt="0"/>
@@ -20883,13 +20758,6 @@
     <dgm:pt modelId="{6C0A6586-077E-4B8F-A179-FBE9EEA93A49}" type="pres">
       <dgm:prSet presAssocID="{9044EE01-57DC-4B98-B9FC-D45E626F1D1C}" presName="imageRepeatNode" presStyleLbl="alignAcc1" presStyleIdx="1" presStyleCnt="4"/>
       <dgm:spPr/>
-      <dgm:t>
-        <a:bodyPr/>
-        <a:lstStyle/>
-        <a:p>
-          <a:endParaRPr lang="es-ES"/>
-        </a:p>
-      </dgm:t>
     </dgm:pt>
     <dgm:pt modelId="{D9184D81-429B-4560-AB87-F4311712F574}" type="pres">
       <dgm:prSet presAssocID="{9044EE01-57DC-4B98-B9FC-D45E626F1D1C}" presName="imageaccent2" presStyleCnt="0"/>
@@ -20912,13 +20780,6 @@
         </dgm:presLayoutVars>
       </dgm:prSet>
       <dgm:spPr/>
-      <dgm:t>
-        <a:bodyPr/>
-        <a:lstStyle/>
-        <a:p>
-          <a:endParaRPr lang="es-ES"/>
-        </a:p>
-      </dgm:t>
     </dgm:pt>
     <dgm:pt modelId="{98173D5E-F8B3-4E53-8EDB-89D42BC14E10}" type="pres">
       <dgm:prSet presAssocID="{C02D8C1E-57A6-4279-BCD7-1A6DB3E86786}" presName="textaccent3" presStyleCnt="0"/>
@@ -20935,13 +20796,6 @@
     <dgm:pt modelId="{7B16978F-F1B2-45BC-9992-F02AB42EB04B}" type="pres">
       <dgm:prSet presAssocID="{222E5EEA-6344-4335-AB18-9EA2A1427853}" presName="imageRepeatNode" presStyleLbl="alignAcc1" presStyleIdx="2" presStyleCnt="4"/>
       <dgm:spPr/>
-      <dgm:t>
-        <a:bodyPr/>
-        <a:lstStyle/>
-        <a:p>
-          <a:endParaRPr lang="es-ES"/>
-        </a:p>
-      </dgm:t>
     </dgm:pt>
     <dgm:pt modelId="{56D52576-63B3-4A18-9E1E-0E8184993207}" type="pres">
       <dgm:prSet presAssocID="{222E5EEA-6344-4335-AB18-9EA2A1427853}" presName="imageaccent3" presStyleCnt="0"/>
@@ -20964,13 +20818,6 @@
         </dgm:presLayoutVars>
       </dgm:prSet>
       <dgm:spPr/>
-      <dgm:t>
-        <a:bodyPr/>
-        <a:lstStyle/>
-        <a:p>
-          <a:endParaRPr lang="es-ES"/>
-        </a:p>
-      </dgm:t>
     </dgm:pt>
     <dgm:pt modelId="{28360904-5DE2-4FF4-8996-6D8C56C2B8A4}" type="pres">
       <dgm:prSet presAssocID="{47E3DC17-F33E-4B59-B172-02AE078B102F}" presName="textaccent4" presStyleCnt="0"/>
@@ -20987,13 +20834,6 @@
     <dgm:pt modelId="{3317B55C-DAD0-4019-A1A6-48365A7F0B3F}" type="pres">
       <dgm:prSet presAssocID="{F386D179-B358-4916-A76C-55A1FEF8C42D}" presName="imageRepeatNode" presStyleLbl="alignAcc1" presStyleIdx="3" presStyleCnt="4"/>
       <dgm:spPr/>
-      <dgm:t>
-        <a:bodyPr/>
-        <a:lstStyle/>
-        <a:p>
-          <a:endParaRPr lang="es-ES"/>
-        </a:p>
-      </dgm:t>
     </dgm:pt>
     <dgm:pt modelId="{3BE38866-BF76-4E68-BB51-9EDBA56E48B7}" type="pres">
       <dgm:prSet presAssocID="{F386D179-B358-4916-A76C-55A1FEF8C42D}" presName="imageaccent4" presStyleCnt="0"/>
@@ -21005,19 +20845,19 @@
     </dgm:pt>
   </dgm:ptLst>
   <dgm:cxnLst>
+    <dgm:cxn modelId="{4B99D70D-F378-4B03-A77A-A49D3E33314B}" srcId="{0AF9EB39-0A68-45FF-BB05-66134C8BB6BA}" destId="{C02D8C1E-57A6-4279-BCD7-1A6DB3E86786}" srcOrd="2" destOrd="0" parTransId="{B433A232-871A-4E36-9650-7F54C59883E9}" sibTransId="{222E5EEA-6344-4335-AB18-9EA2A1427853}"/>
+    <dgm:cxn modelId="{FA4B0119-0F40-4B48-815C-C548B863D71E}" type="presOf" srcId="{2C03E2E8-BCBF-4513-94F7-64CE59C75E09}" destId="{B2892871-93CB-4226-857E-4123FE35DAE1}" srcOrd="0" destOrd="0" presId="urn:microsoft.com/office/officeart/2008/layout/HexagonCluster"/>
     <dgm:cxn modelId="{FC13511D-3890-4846-A17B-D227814D23A8}" srcId="{0AF9EB39-0A68-45FF-BB05-66134C8BB6BA}" destId="{47E3DC17-F33E-4B59-B172-02AE078B102F}" srcOrd="3" destOrd="0" parTransId="{012122D9-425B-4D38-B422-AE8D34C6F256}" sibTransId="{F386D179-B358-4916-A76C-55A1FEF8C42D}"/>
+    <dgm:cxn modelId="{41397025-3417-439D-BDF1-94691AE4CF53}" srcId="{0AF9EB39-0A68-45FF-BB05-66134C8BB6BA}" destId="{BD5BC86F-21BA-456F-BFB9-9E1ECD27AD30}" srcOrd="0" destOrd="0" parTransId="{C1879011-EF31-48B8-B42F-D649A269F860}" sibTransId="{2C03E2E8-BCBF-4513-94F7-64CE59C75E09}"/>
     <dgm:cxn modelId="{6CA3DF3D-D576-416E-870F-7F97BDD4C143}" type="presOf" srcId="{9044EE01-57DC-4B98-B9FC-D45E626F1D1C}" destId="{6C0A6586-077E-4B8F-A179-FBE9EEA93A49}" srcOrd="0" destOrd="0" presId="urn:microsoft.com/office/officeart/2008/layout/HexagonCluster"/>
+    <dgm:cxn modelId="{998A805C-8A74-4C5E-974E-74FABD6D2867}" type="presOf" srcId="{5E500C12-B769-403F-8F29-2368983CE299}" destId="{DF7FD3C0-27EA-42CF-A9EC-C5D0BDE9C95E}" srcOrd="0" destOrd="0" presId="urn:microsoft.com/office/officeart/2008/layout/HexagonCluster"/>
     <dgm:cxn modelId="{1C1B665D-B045-4B28-80FE-EAECF7ACC578}" type="presOf" srcId="{222E5EEA-6344-4335-AB18-9EA2A1427853}" destId="{7B16978F-F1B2-45BC-9992-F02AB42EB04B}" srcOrd="0" destOrd="0" presId="urn:microsoft.com/office/officeart/2008/layout/HexagonCluster"/>
+    <dgm:cxn modelId="{BF9FAF5D-30C5-47E2-959F-FC64E4A4B65E}" type="presOf" srcId="{BD5BC86F-21BA-456F-BFB9-9E1ECD27AD30}" destId="{AA16658E-662E-40BC-AFEA-E62CD8E91409}" srcOrd="0" destOrd="0" presId="urn:microsoft.com/office/officeart/2008/layout/HexagonCluster"/>
+    <dgm:cxn modelId="{B16A407B-1692-48BC-A525-D393F3811B35}" type="presOf" srcId="{C02D8C1E-57A6-4279-BCD7-1A6DB3E86786}" destId="{C1D62454-4A74-4B2E-8213-BF570E41E4B9}" srcOrd="0" destOrd="0" presId="urn:microsoft.com/office/officeart/2008/layout/HexagonCluster"/>
     <dgm:cxn modelId="{F8A2D57D-E7C1-42AD-9611-B95985AC75F0}" type="presOf" srcId="{F386D179-B358-4916-A76C-55A1FEF8C42D}" destId="{3317B55C-DAD0-4019-A1A6-48365A7F0B3F}" srcOrd="0" destOrd="0" presId="urn:microsoft.com/office/officeart/2008/layout/HexagonCluster"/>
-    <dgm:cxn modelId="{644648E3-2F78-4543-B510-0F0A7CB36621}" srcId="{0AF9EB39-0A68-45FF-BB05-66134C8BB6BA}" destId="{5E500C12-B769-403F-8F29-2368983CE299}" srcOrd="1" destOrd="0" parTransId="{4AD54CE6-1006-4DF9-817D-378EA5ECBE6C}" sibTransId="{9044EE01-57DC-4B98-B9FC-D45E626F1D1C}"/>
-    <dgm:cxn modelId="{41397025-3417-439D-BDF1-94691AE4CF53}" srcId="{0AF9EB39-0A68-45FF-BB05-66134C8BB6BA}" destId="{BD5BC86F-21BA-456F-BFB9-9E1ECD27AD30}" srcOrd="0" destOrd="0" parTransId="{C1879011-EF31-48B8-B42F-D649A269F860}" sibTransId="{2C03E2E8-BCBF-4513-94F7-64CE59C75E09}"/>
-    <dgm:cxn modelId="{998A805C-8A74-4C5E-974E-74FABD6D2867}" type="presOf" srcId="{5E500C12-B769-403F-8F29-2368983CE299}" destId="{DF7FD3C0-27EA-42CF-A9EC-C5D0BDE9C95E}" srcOrd="0" destOrd="0" presId="urn:microsoft.com/office/officeart/2008/layout/HexagonCluster"/>
-    <dgm:cxn modelId="{4B99D70D-F378-4B03-A77A-A49D3E33314B}" srcId="{0AF9EB39-0A68-45FF-BB05-66134C8BB6BA}" destId="{C02D8C1E-57A6-4279-BCD7-1A6DB3E86786}" srcOrd="2" destOrd="0" parTransId="{B433A232-871A-4E36-9650-7F54C59883E9}" sibTransId="{222E5EEA-6344-4335-AB18-9EA2A1427853}"/>
     <dgm:cxn modelId="{3007E38D-A735-4E39-9A79-7DA0DA33294C}" type="presOf" srcId="{47E3DC17-F33E-4B59-B172-02AE078B102F}" destId="{138887E3-40FE-46DF-A274-DFC0E189F758}" srcOrd="0" destOrd="0" presId="urn:microsoft.com/office/officeart/2008/layout/HexagonCluster"/>
     <dgm:cxn modelId="{5D2256BD-1CAA-4FDB-A922-25E95F396349}" type="presOf" srcId="{0AF9EB39-0A68-45FF-BB05-66134C8BB6BA}" destId="{B5DAC1D1-EDFD-4FA1-9D34-6657CC47822D}" srcOrd="0" destOrd="0" presId="urn:microsoft.com/office/officeart/2008/layout/HexagonCluster"/>
-    <dgm:cxn modelId="{B16A407B-1692-48BC-A525-D393F3811B35}" type="presOf" srcId="{C02D8C1E-57A6-4279-BCD7-1A6DB3E86786}" destId="{C1D62454-4A74-4B2E-8213-BF570E41E4B9}" srcOrd="0" destOrd="0" presId="urn:microsoft.com/office/officeart/2008/layout/HexagonCluster"/>
-    <dgm:cxn modelId="{FA4B0119-0F40-4B48-815C-C548B863D71E}" type="presOf" srcId="{2C03E2E8-BCBF-4513-94F7-64CE59C75E09}" destId="{B2892871-93CB-4226-857E-4123FE35DAE1}" srcOrd="0" destOrd="0" presId="urn:microsoft.com/office/officeart/2008/layout/HexagonCluster"/>
-    <dgm:cxn modelId="{BF9FAF5D-30C5-47E2-959F-FC64E4A4B65E}" type="presOf" srcId="{BD5BC86F-21BA-456F-BFB9-9E1ECD27AD30}" destId="{AA16658E-662E-40BC-AFEA-E62CD8E91409}" srcOrd="0" destOrd="0" presId="urn:microsoft.com/office/officeart/2008/layout/HexagonCluster"/>
+    <dgm:cxn modelId="{644648E3-2F78-4543-B510-0F0A7CB36621}" srcId="{0AF9EB39-0A68-45FF-BB05-66134C8BB6BA}" destId="{5E500C12-B769-403F-8F29-2368983CE299}" srcOrd="1" destOrd="0" parTransId="{4AD54CE6-1006-4DF9-817D-378EA5ECBE6C}" sibTransId="{9044EE01-57DC-4B98-B9FC-D45E626F1D1C}"/>
     <dgm:cxn modelId="{2C096604-8F02-4B29-A5DD-985763B62EB9}" type="presParOf" srcId="{B5DAC1D1-EDFD-4FA1-9D34-6657CC47822D}" destId="{9476CC1F-5FBD-4F74-9D46-60699D9671F1}" srcOrd="0" destOrd="0" presId="urn:microsoft.com/office/officeart/2008/layout/HexagonCluster"/>
     <dgm:cxn modelId="{57AB781F-3A92-4F68-B5E1-07A8308E980B}" type="presParOf" srcId="{9476CC1F-5FBD-4F74-9D46-60699D9671F1}" destId="{AA16658E-662E-40BC-AFEA-E62CD8E91409}" srcOrd="0" destOrd="0" presId="urn:microsoft.com/office/officeart/2008/layout/HexagonCluster"/>
     <dgm:cxn modelId="{63211E5D-E749-43D1-97F6-E7F1F5A42C1C}" type="presParOf" srcId="{B5DAC1D1-EDFD-4FA1-9D34-6657CC47822D}" destId="{44583279-8B2C-4B65-B926-76E107841EFE}" srcOrd="1" destOrd="0" presId="urn:microsoft.com/office/officeart/2008/layout/HexagonCluster"/>
@@ -21065,7 +20905,7 @@
 <dgm:dataModel xmlns:dgm="http://schemas.openxmlformats.org/drawingml/2006/diagram" xmlns:a="http://schemas.openxmlformats.org/drawingml/2006/main">
   <dgm:ptLst>
     <dgm:pt modelId="{263020B3-51F2-4C08-A875-DFF2CBA51B4C}" type="doc">
-      <dgm:prSet loTypeId="urn:microsoft.com/office/officeart/2005/8/layout/lProcess3" loCatId="process" qsTypeId="urn:microsoft.com/office/officeart/2005/8/quickstyle/simple1" qsCatId="simple" csTypeId="urn:microsoft.com/office/officeart/2005/8/colors/colorful3" csCatId="colorful" phldr="1"/>
+      <dgm:prSet loTypeId="urn:microsoft.com/office/officeart/2005/8/layout/lProcess3" loCatId="process" qsTypeId="urn:microsoft.com/office/officeart/2005/8/quickstyle/simple1#6" qsCatId="simple" csTypeId="urn:microsoft.com/office/officeart/2005/8/colors/colorful3#3" csCatId="colorful" phldr="1"/>
       <dgm:spPr/>
       <dgm:t>
         <a:bodyPr/>
@@ -21673,13 +21513,6 @@
         </dgm:presLayoutVars>
       </dgm:prSet>
       <dgm:spPr/>
-      <dgm:t>
-        <a:bodyPr/>
-        <a:lstStyle/>
-        <a:p>
-          <a:endParaRPr lang="es-ES"/>
-        </a:p>
-      </dgm:t>
     </dgm:pt>
     <dgm:pt modelId="{CC87E256-E655-44BA-9438-5ABD4EB8E5AE}" type="pres">
       <dgm:prSet presAssocID="{51776256-9F8E-4536-BB48-6DA30687CFFC}" presName="horFlow" presStyleCnt="0"/>
@@ -21688,13 +21521,6 @@
     <dgm:pt modelId="{3E3DB4FC-0BCC-444F-B680-482F46B510C9}" type="pres">
       <dgm:prSet presAssocID="{51776256-9F8E-4536-BB48-6DA30687CFFC}" presName="bigChev" presStyleLbl="node1" presStyleIdx="0" presStyleCnt="6" custScaleX="154255"/>
       <dgm:spPr/>
-      <dgm:t>
-        <a:bodyPr/>
-        <a:lstStyle/>
-        <a:p>
-          <a:endParaRPr lang="es-ES"/>
-        </a:p>
-      </dgm:t>
     </dgm:pt>
     <dgm:pt modelId="{23887310-C9AC-4048-BBAB-1D795A50439C}" type="pres">
       <dgm:prSet presAssocID="{F3519F7E-2501-4A7B-8137-F290D949E26F}" presName="parTrans" presStyleCnt="0"/>
@@ -21707,13 +21533,6 @@
         </dgm:presLayoutVars>
       </dgm:prSet>
       <dgm:spPr/>
-      <dgm:t>
-        <a:bodyPr/>
-        <a:lstStyle/>
-        <a:p>
-          <a:endParaRPr lang="es-ES"/>
-        </a:p>
-      </dgm:t>
     </dgm:pt>
     <dgm:pt modelId="{505EBDCA-CEB2-4B16-920E-2DA8B460802C}" type="pres">
       <dgm:prSet presAssocID="{51776256-9F8E-4536-BB48-6DA30687CFFC}" presName="vSp" presStyleCnt="0"/>
@@ -21726,13 +21545,6 @@
     <dgm:pt modelId="{03011F28-795D-4C65-81BE-E1331BA3991D}" type="pres">
       <dgm:prSet presAssocID="{30920CA6-443B-4126-9499-509FD286E921}" presName="bigChev" presStyleLbl="node1" presStyleIdx="1" presStyleCnt="6" custScaleX="154255"/>
       <dgm:spPr/>
-      <dgm:t>
-        <a:bodyPr/>
-        <a:lstStyle/>
-        <a:p>
-          <a:endParaRPr lang="es-ES"/>
-        </a:p>
-      </dgm:t>
     </dgm:pt>
     <dgm:pt modelId="{EF5E143B-29B3-4DCB-8675-7BEF79BD3587}" type="pres">
       <dgm:prSet presAssocID="{56B7CA49-FFF1-4633-9DE1-A0BE02C086CC}" presName="parTrans" presStyleCnt="0"/>
@@ -21745,13 +21557,6 @@
         </dgm:presLayoutVars>
       </dgm:prSet>
       <dgm:spPr/>
-      <dgm:t>
-        <a:bodyPr/>
-        <a:lstStyle/>
-        <a:p>
-          <a:endParaRPr lang="es-ES"/>
-        </a:p>
-      </dgm:t>
     </dgm:pt>
     <dgm:pt modelId="{10DA0E42-20CD-4F9A-B251-952700AD43FC}" type="pres">
       <dgm:prSet presAssocID="{30920CA6-443B-4126-9499-509FD286E921}" presName="vSp" presStyleCnt="0"/>
@@ -21764,13 +21569,6 @@
     <dgm:pt modelId="{82F46500-A2F1-4A8E-80F9-BDC2440A2E8A}" type="pres">
       <dgm:prSet presAssocID="{FE7364F6-4404-4C57-82D6-4112A5AEB7E0}" presName="bigChev" presStyleLbl="node1" presStyleIdx="2" presStyleCnt="6" custScaleX="154255"/>
       <dgm:spPr/>
-      <dgm:t>
-        <a:bodyPr/>
-        <a:lstStyle/>
-        <a:p>
-          <a:endParaRPr lang="es-ES"/>
-        </a:p>
-      </dgm:t>
     </dgm:pt>
     <dgm:pt modelId="{2A91089A-B233-49A1-BB6B-A191E6C9E705}" type="pres">
       <dgm:prSet presAssocID="{444A1CCE-B413-496D-9104-581862A7D9CF}" presName="parTrans" presStyleCnt="0"/>
@@ -21783,13 +21581,6 @@
         </dgm:presLayoutVars>
       </dgm:prSet>
       <dgm:spPr/>
-      <dgm:t>
-        <a:bodyPr/>
-        <a:lstStyle/>
-        <a:p>
-          <a:endParaRPr lang="es-ES"/>
-        </a:p>
-      </dgm:t>
     </dgm:pt>
     <dgm:pt modelId="{7C67DDF9-82B1-4F81-B70B-B0D5CF5507B5}" type="pres">
       <dgm:prSet presAssocID="{FE7364F6-4404-4C57-82D6-4112A5AEB7E0}" presName="vSp" presStyleCnt="0"/>
@@ -21802,13 +21593,6 @@
     <dgm:pt modelId="{4881E322-D40F-4D15-B97B-678F2EBDA7FF}" type="pres">
       <dgm:prSet presAssocID="{02422B29-6340-4AD3-A500-C7C05417ADE3}" presName="bigChev" presStyleLbl="node1" presStyleIdx="3" presStyleCnt="6" custScaleX="154255"/>
       <dgm:spPr/>
-      <dgm:t>
-        <a:bodyPr/>
-        <a:lstStyle/>
-        <a:p>
-          <a:endParaRPr lang="es-ES"/>
-        </a:p>
-      </dgm:t>
     </dgm:pt>
     <dgm:pt modelId="{4C62D18C-00E6-4505-BB0C-E0AF9831C67C}" type="pres">
       <dgm:prSet presAssocID="{C4885E27-0CF3-4903-A7C2-155F1A5443C4}" presName="parTrans" presStyleCnt="0"/>
@@ -21821,13 +21605,6 @@
         </dgm:presLayoutVars>
       </dgm:prSet>
       <dgm:spPr/>
-      <dgm:t>
-        <a:bodyPr/>
-        <a:lstStyle/>
-        <a:p>
-          <a:endParaRPr lang="es-ES"/>
-        </a:p>
-      </dgm:t>
     </dgm:pt>
     <dgm:pt modelId="{6B26C025-2553-4614-B93E-357D935D5F0A}" type="pres">
       <dgm:prSet presAssocID="{02422B29-6340-4AD3-A500-C7C05417ADE3}" presName="vSp" presStyleCnt="0"/>
@@ -21840,13 +21617,6 @@
     <dgm:pt modelId="{0F16F119-4B1D-4DF9-80B7-4280C061984A}" type="pres">
       <dgm:prSet presAssocID="{A4813EC3-57C8-418C-BAE1-4C88A3C5F32F}" presName="bigChev" presStyleLbl="node1" presStyleIdx="4" presStyleCnt="6" custScaleX="154255"/>
       <dgm:spPr/>
-      <dgm:t>
-        <a:bodyPr/>
-        <a:lstStyle/>
-        <a:p>
-          <a:endParaRPr lang="es-ES"/>
-        </a:p>
-      </dgm:t>
     </dgm:pt>
     <dgm:pt modelId="{3846BF67-038F-46CE-B5D3-5B36707A8F78}" type="pres">
       <dgm:prSet presAssocID="{669CCB6F-E587-4D9A-976C-8A027F8ED73C}" presName="parTrans" presStyleCnt="0"/>
@@ -21859,13 +21629,6 @@
         </dgm:presLayoutVars>
       </dgm:prSet>
       <dgm:spPr/>
-      <dgm:t>
-        <a:bodyPr/>
-        <a:lstStyle/>
-        <a:p>
-          <a:endParaRPr lang="es-ES"/>
-        </a:p>
-      </dgm:t>
     </dgm:pt>
     <dgm:pt modelId="{1A444347-5F32-4DBF-88B8-292B824EDB13}" type="pres">
       <dgm:prSet presAssocID="{A4813EC3-57C8-418C-BAE1-4C88A3C5F32F}" presName="vSp" presStyleCnt="0"/>
@@ -21878,13 +21641,6 @@
     <dgm:pt modelId="{DA969663-570C-457B-B481-1A1DB5FD2CDC}" type="pres">
       <dgm:prSet presAssocID="{16C49FEE-D25C-4DB2-A637-EFC243076A30}" presName="bigChev" presStyleLbl="node1" presStyleIdx="5" presStyleCnt="6" custScaleX="154255"/>
       <dgm:spPr/>
-      <dgm:t>
-        <a:bodyPr/>
-        <a:lstStyle/>
-        <a:p>
-          <a:endParaRPr lang="es-ES"/>
-        </a:p>
-      </dgm:t>
     </dgm:pt>
     <dgm:pt modelId="{7025F73E-9AE4-4CB9-93C7-555064893FA3}" type="pres">
       <dgm:prSet presAssocID="{340E2175-0FA0-4DD8-A4DD-1C0E4E67899A}" presName="parTrans" presStyleCnt="0"/>
@@ -21897,41 +21653,34 @@
         </dgm:presLayoutVars>
       </dgm:prSet>
       <dgm:spPr/>
-      <dgm:t>
-        <a:bodyPr/>
-        <a:lstStyle/>
-        <a:p>
-          <a:endParaRPr lang="es-ES"/>
-        </a:p>
-      </dgm:t>
     </dgm:pt>
   </dgm:ptLst>
   <dgm:cxnLst>
+    <dgm:cxn modelId="{42E6830E-36B6-4902-804B-5C2F8951EBC1}" srcId="{263020B3-51F2-4C08-A875-DFF2CBA51B4C}" destId="{A4813EC3-57C8-418C-BAE1-4C88A3C5F32F}" srcOrd="4" destOrd="0" parTransId="{B1E3FA8F-F602-4953-BA5D-3636E34F4254}" sibTransId="{94E45B53-A749-408E-8017-D69E9ED7A78F}"/>
+    <dgm:cxn modelId="{9C947111-E5CD-4A73-A887-4288E538EB26}" srcId="{30920CA6-443B-4126-9499-509FD286E921}" destId="{A0C87385-032F-460B-885C-47D46BC0AF52}" srcOrd="0" destOrd="0" parTransId="{56B7CA49-FFF1-4633-9DE1-A0BE02C086CC}" sibTransId="{7649AD84-F3EE-4C61-B967-83DF7A22EF91}"/>
+    <dgm:cxn modelId="{D5A4BB15-5988-4B03-B53F-0B61D45B9293}" type="presOf" srcId="{A0C87385-032F-460B-885C-47D46BC0AF52}" destId="{53E12B48-AD05-468E-AE15-B50B1954FA03}" srcOrd="0" destOrd="0" presId="urn:microsoft.com/office/officeart/2005/8/layout/lProcess3"/>
+    <dgm:cxn modelId="{959B5430-B5C8-4B7B-8200-226A9401450A}" srcId="{263020B3-51F2-4C08-A875-DFF2CBA51B4C}" destId="{51776256-9F8E-4536-BB48-6DA30687CFFC}" srcOrd="0" destOrd="0" parTransId="{091D7C14-5C12-4FA8-ACEC-D05CAB24F1E8}" sibTransId="{3B019B17-ACE0-4AAC-8AB2-5F125120210C}"/>
+    <dgm:cxn modelId="{7C082337-1B76-48C7-A092-85BF0FBBEC9C}" srcId="{51776256-9F8E-4536-BB48-6DA30687CFFC}" destId="{FD02866B-A66E-4CC3-B180-EAD2EEDBB1C6}" srcOrd="0" destOrd="0" parTransId="{F3519F7E-2501-4A7B-8137-F290D949E26F}" sibTransId="{36896965-E65C-4E31-9E19-DF3DD3C4066F}"/>
+    <dgm:cxn modelId="{FF3F695F-31E4-4758-8AB9-28BF40335D40}" type="presOf" srcId="{51776256-9F8E-4536-BB48-6DA30687CFFC}" destId="{3E3DB4FC-0BCC-444F-B680-482F46B510C9}" srcOrd="0" destOrd="0" presId="urn:microsoft.com/office/officeart/2005/8/layout/lProcess3"/>
+    <dgm:cxn modelId="{006CCA63-147A-4EEA-91AF-5302D2E5FF68}" srcId="{FE7364F6-4404-4C57-82D6-4112A5AEB7E0}" destId="{A83D5C9C-58F3-43B0-9E46-700A767659F3}" srcOrd="0" destOrd="0" parTransId="{444A1CCE-B413-496D-9104-581862A7D9CF}" sibTransId="{234B2747-33DD-446D-BD34-F13A204385BB}"/>
+    <dgm:cxn modelId="{9D89546B-CC17-4D4A-8A39-8AA7998A9A91}" type="presOf" srcId="{3E8E2708-E123-486D-96D5-C09BC4DA91E2}" destId="{90D5D059-9892-4527-9C53-7BFA60381237}" srcOrd="0" destOrd="0" presId="urn:microsoft.com/office/officeart/2005/8/layout/lProcess3"/>
+    <dgm:cxn modelId="{C0DC236C-0B93-411B-9DD0-8BB336AC9D51}" srcId="{A4813EC3-57C8-418C-BAE1-4C88A3C5F32F}" destId="{3E8E2708-E123-486D-96D5-C09BC4DA91E2}" srcOrd="0" destOrd="0" parTransId="{669CCB6F-E587-4D9A-976C-8A027F8ED73C}" sibTransId="{00495D88-5EFC-4710-A7E7-0B8524816BAE}"/>
+    <dgm:cxn modelId="{947B0676-B224-46ED-BF23-3D45DC282DE8}" srcId="{02422B29-6340-4AD3-A500-C7C05417ADE3}" destId="{E744435E-84B9-4AFE-8B24-84E61FE56F13}" srcOrd="0" destOrd="0" parTransId="{C4885E27-0CF3-4903-A7C2-155F1A5443C4}" sibTransId="{5FBCE8B2-8627-454E-80DB-177843D68CCF}"/>
+    <dgm:cxn modelId="{005B5B7B-1258-4390-846A-33A391F94B32}" type="presOf" srcId="{5DA811EE-95E6-496F-B25E-E391F44B6778}" destId="{B5EE8921-978D-4937-8B9A-73A878822FE6}" srcOrd="0" destOrd="0" presId="urn:microsoft.com/office/officeart/2005/8/layout/lProcess3"/>
+    <dgm:cxn modelId="{0929307F-2569-4D13-A20E-DE4D97C219CF}" type="presOf" srcId="{FE7364F6-4404-4C57-82D6-4112A5AEB7E0}" destId="{82F46500-A2F1-4A8E-80F9-BDC2440A2E8A}" srcOrd="0" destOrd="0" presId="urn:microsoft.com/office/officeart/2005/8/layout/lProcess3"/>
+    <dgm:cxn modelId="{DC065AA4-8D9E-4CD7-97DD-8030D0664524}" type="presOf" srcId="{E744435E-84B9-4AFE-8B24-84E61FE56F13}" destId="{18E98F77-E8E1-45BF-BA6E-D558DB9C8CAD}" srcOrd="0" destOrd="0" presId="urn:microsoft.com/office/officeart/2005/8/layout/lProcess3"/>
+    <dgm:cxn modelId="{298D0EA8-FF62-4C87-AAA2-CF69CBABF6B7}" type="presOf" srcId="{A83D5C9C-58F3-43B0-9E46-700A767659F3}" destId="{3942098E-9B08-453A-952E-30ECF1DB14CF}" srcOrd="0" destOrd="0" presId="urn:microsoft.com/office/officeart/2005/8/layout/lProcess3"/>
     <dgm:cxn modelId="{787C67A8-FC7A-4191-ABC2-31C7758CE2D3}" srcId="{263020B3-51F2-4C08-A875-DFF2CBA51B4C}" destId="{16C49FEE-D25C-4DB2-A637-EFC243076A30}" srcOrd="5" destOrd="0" parTransId="{0ADA4D72-0874-4821-827C-02268A9C6251}" sibTransId="{DF2C2434-60AC-4A69-86F2-3F4369E06CEB}"/>
+    <dgm:cxn modelId="{3E3CA4AB-410E-4BA2-86B0-39A3300B6849}" type="presOf" srcId="{263020B3-51F2-4C08-A875-DFF2CBA51B4C}" destId="{B0745F7A-90B9-499B-9FC5-AC8F67D40275}" srcOrd="0" destOrd="0" presId="urn:microsoft.com/office/officeart/2005/8/layout/lProcess3"/>
+    <dgm:cxn modelId="{6CB35DB1-4A85-4C93-BF1D-7AB1AC241BED}" type="presOf" srcId="{FD02866B-A66E-4CC3-B180-EAD2EEDBB1C6}" destId="{52D3BE27-6FEA-489F-8153-3DD3C86E84B6}" srcOrd="0" destOrd="0" presId="urn:microsoft.com/office/officeart/2005/8/layout/lProcess3"/>
+    <dgm:cxn modelId="{561B5BB2-5411-42F4-AEFF-A7ADDC3CEC2B}" srcId="{263020B3-51F2-4C08-A875-DFF2CBA51B4C}" destId="{FE7364F6-4404-4C57-82D6-4112A5AEB7E0}" srcOrd="2" destOrd="0" parTransId="{EB6E6F75-6D90-4A5F-95E2-B6B978E2E7D0}" sibTransId="{904AD2F1-4E96-4C28-AC56-EA0BB7E324B6}"/>
+    <dgm:cxn modelId="{D87DB7BE-BC70-4F9A-87FD-51B82A6ECD4C}" type="presOf" srcId="{16C49FEE-D25C-4DB2-A637-EFC243076A30}" destId="{DA969663-570C-457B-B481-1A1DB5FD2CDC}" srcOrd="0" destOrd="0" presId="urn:microsoft.com/office/officeart/2005/8/layout/lProcess3"/>
+    <dgm:cxn modelId="{1171F9C4-3EA3-46DB-B364-80E901C68D0C}" srcId="{263020B3-51F2-4C08-A875-DFF2CBA51B4C}" destId="{02422B29-6340-4AD3-A500-C7C05417ADE3}" srcOrd="3" destOrd="0" parTransId="{DAE93901-C499-4113-B3E7-8FDBAD7BD652}" sibTransId="{3AA6F042-DD4D-44F9-8030-E4291F718FB5}"/>
     <dgm:cxn modelId="{C22E36CD-5CA2-4717-8B9D-AF29441F6DA0}" type="presOf" srcId="{A4813EC3-57C8-418C-BAE1-4C88A3C5F32F}" destId="{0F16F119-4B1D-4DF9-80B7-4280C061984A}" srcOrd="0" destOrd="0" presId="urn:microsoft.com/office/officeart/2005/8/layout/lProcess3"/>
-    <dgm:cxn modelId="{561B5BB2-5411-42F4-AEFF-A7ADDC3CEC2B}" srcId="{263020B3-51F2-4C08-A875-DFF2CBA51B4C}" destId="{FE7364F6-4404-4C57-82D6-4112A5AEB7E0}" srcOrd="2" destOrd="0" parTransId="{EB6E6F75-6D90-4A5F-95E2-B6B978E2E7D0}" sibTransId="{904AD2F1-4E96-4C28-AC56-EA0BB7E324B6}"/>
+    <dgm:cxn modelId="{A72980D1-BF2A-4D98-94B8-A3B80D49922E}" type="presOf" srcId="{30920CA6-443B-4126-9499-509FD286E921}" destId="{03011F28-795D-4C65-81BE-E1331BA3991D}" srcOrd="0" destOrd="0" presId="urn:microsoft.com/office/officeart/2005/8/layout/lProcess3"/>
     <dgm:cxn modelId="{88DC6ED8-0D81-4820-8404-5589EAF2291D}" srcId="{16C49FEE-D25C-4DB2-A637-EFC243076A30}" destId="{5DA811EE-95E6-496F-B25E-E391F44B6778}" srcOrd="0" destOrd="0" parTransId="{340E2175-0FA0-4DD8-A4DD-1C0E4E67899A}" sibTransId="{5A9663FB-891C-4DD6-BD03-80E2063C94CA}"/>
-    <dgm:cxn modelId="{42E6830E-36B6-4902-804B-5C2F8951EBC1}" srcId="{263020B3-51F2-4C08-A875-DFF2CBA51B4C}" destId="{A4813EC3-57C8-418C-BAE1-4C88A3C5F32F}" srcOrd="4" destOrd="0" parTransId="{B1E3FA8F-F602-4953-BA5D-3636E34F4254}" sibTransId="{94E45B53-A749-408E-8017-D69E9ED7A78F}"/>
+    <dgm:cxn modelId="{B0B444EE-8E04-463E-A3FF-000779BD106A}" srcId="{263020B3-51F2-4C08-A875-DFF2CBA51B4C}" destId="{30920CA6-443B-4126-9499-509FD286E921}" srcOrd="1" destOrd="0" parTransId="{C1A4ED42-EEA8-4357-A18D-3B0DDB02B469}" sibTransId="{3B739BD5-9B0D-4407-9058-42033C75F810}"/>
     <dgm:cxn modelId="{F16BF5F2-3884-484B-88C8-841901C597E5}" type="presOf" srcId="{02422B29-6340-4AD3-A500-C7C05417ADE3}" destId="{4881E322-D40F-4D15-B97B-678F2EBDA7FF}" srcOrd="0" destOrd="0" presId="urn:microsoft.com/office/officeart/2005/8/layout/lProcess3"/>
-    <dgm:cxn modelId="{1171F9C4-3EA3-46DB-B364-80E901C68D0C}" srcId="{263020B3-51F2-4C08-A875-DFF2CBA51B4C}" destId="{02422B29-6340-4AD3-A500-C7C05417ADE3}" srcOrd="3" destOrd="0" parTransId="{DAE93901-C499-4113-B3E7-8FDBAD7BD652}" sibTransId="{3AA6F042-DD4D-44F9-8030-E4291F718FB5}"/>
-    <dgm:cxn modelId="{D87DB7BE-BC70-4F9A-87FD-51B82A6ECD4C}" type="presOf" srcId="{16C49FEE-D25C-4DB2-A637-EFC243076A30}" destId="{DA969663-570C-457B-B481-1A1DB5FD2CDC}" srcOrd="0" destOrd="0" presId="urn:microsoft.com/office/officeart/2005/8/layout/lProcess3"/>
-    <dgm:cxn modelId="{006CCA63-147A-4EEA-91AF-5302D2E5FF68}" srcId="{FE7364F6-4404-4C57-82D6-4112A5AEB7E0}" destId="{A83D5C9C-58F3-43B0-9E46-700A767659F3}" srcOrd="0" destOrd="0" parTransId="{444A1CCE-B413-496D-9104-581862A7D9CF}" sibTransId="{234B2747-33DD-446D-BD34-F13A204385BB}"/>
-    <dgm:cxn modelId="{298D0EA8-FF62-4C87-AAA2-CF69CBABF6B7}" type="presOf" srcId="{A83D5C9C-58F3-43B0-9E46-700A767659F3}" destId="{3942098E-9B08-453A-952E-30ECF1DB14CF}" srcOrd="0" destOrd="0" presId="urn:microsoft.com/office/officeart/2005/8/layout/lProcess3"/>
-    <dgm:cxn modelId="{9C947111-E5CD-4A73-A887-4288E538EB26}" srcId="{30920CA6-443B-4126-9499-509FD286E921}" destId="{A0C87385-032F-460B-885C-47D46BC0AF52}" srcOrd="0" destOrd="0" parTransId="{56B7CA49-FFF1-4633-9DE1-A0BE02C086CC}" sibTransId="{7649AD84-F3EE-4C61-B967-83DF7A22EF91}"/>
-    <dgm:cxn modelId="{947B0676-B224-46ED-BF23-3D45DC282DE8}" srcId="{02422B29-6340-4AD3-A500-C7C05417ADE3}" destId="{E744435E-84B9-4AFE-8B24-84E61FE56F13}" srcOrd="0" destOrd="0" parTransId="{C4885E27-0CF3-4903-A7C2-155F1A5443C4}" sibTransId="{5FBCE8B2-8627-454E-80DB-177843D68CCF}"/>
-    <dgm:cxn modelId="{9D89546B-CC17-4D4A-8A39-8AA7998A9A91}" type="presOf" srcId="{3E8E2708-E123-486D-96D5-C09BC4DA91E2}" destId="{90D5D059-9892-4527-9C53-7BFA60381237}" srcOrd="0" destOrd="0" presId="urn:microsoft.com/office/officeart/2005/8/layout/lProcess3"/>
-    <dgm:cxn modelId="{D5A4BB15-5988-4B03-B53F-0B61D45B9293}" type="presOf" srcId="{A0C87385-032F-460B-885C-47D46BC0AF52}" destId="{53E12B48-AD05-468E-AE15-B50B1954FA03}" srcOrd="0" destOrd="0" presId="urn:microsoft.com/office/officeart/2005/8/layout/lProcess3"/>
-    <dgm:cxn modelId="{7C082337-1B76-48C7-A092-85BF0FBBEC9C}" srcId="{51776256-9F8E-4536-BB48-6DA30687CFFC}" destId="{FD02866B-A66E-4CC3-B180-EAD2EEDBB1C6}" srcOrd="0" destOrd="0" parTransId="{F3519F7E-2501-4A7B-8137-F290D949E26F}" sibTransId="{36896965-E65C-4E31-9E19-DF3DD3C4066F}"/>
-    <dgm:cxn modelId="{6CB35DB1-4A85-4C93-BF1D-7AB1AC241BED}" type="presOf" srcId="{FD02866B-A66E-4CC3-B180-EAD2EEDBB1C6}" destId="{52D3BE27-6FEA-489F-8153-3DD3C86E84B6}" srcOrd="0" destOrd="0" presId="urn:microsoft.com/office/officeart/2005/8/layout/lProcess3"/>
-    <dgm:cxn modelId="{A72980D1-BF2A-4D98-94B8-A3B80D49922E}" type="presOf" srcId="{30920CA6-443B-4126-9499-509FD286E921}" destId="{03011F28-795D-4C65-81BE-E1331BA3991D}" srcOrd="0" destOrd="0" presId="urn:microsoft.com/office/officeart/2005/8/layout/lProcess3"/>
-    <dgm:cxn modelId="{005B5B7B-1258-4390-846A-33A391F94B32}" type="presOf" srcId="{5DA811EE-95E6-496F-B25E-E391F44B6778}" destId="{B5EE8921-978D-4937-8B9A-73A878822FE6}" srcOrd="0" destOrd="0" presId="urn:microsoft.com/office/officeart/2005/8/layout/lProcess3"/>
-    <dgm:cxn modelId="{DC065AA4-8D9E-4CD7-97DD-8030D0664524}" type="presOf" srcId="{E744435E-84B9-4AFE-8B24-84E61FE56F13}" destId="{18E98F77-E8E1-45BF-BA6E-D558DB9C8CAD}" srcOrd="0" destOrd="0" presId="urn:microsoft.com/office/officeart/2005/8/layout/lProcess3"/>
-    <dgm:cxn modelId="{959B5430-B5C8-4B7B-8200-226A9401450A}" srcId="{263020B3-51F2-4C08-A875-DFF2CBA51B4C}" destId="{51776256-9F8E-4536-BB48-6DA30687CFFC}" srcOrd="0" destOrd="0" parTransId="{091D7C14-5C12-4FA8-ACEC-D05CAB24F1E8}" sibTransId="{3B019B17-ACE0-4AAC-8AB2-5F125120210C}"/>
-    <dgm:cxn modelId="{C0DC236C-0B93-411B-9DD0-8BB336AC9D51}" srcId="{A4813EC3-57C8-418C-BAE1-4C88A3C5F32F}" destId="{3E8E2708-E123-486D-96D5-C09BC4DA91E2}" srcOrd="0" destOrd="0" parTransId="{669CCB6F-E587-4D9A-976C-8A027F8ED73C}" sibTransId="{00495D88-5EFC-4710-A7E7-0B8524816BAE}"/>
-    <dgm:cxn modelId="{FF3F695F-31E4-4758-8AB9-28BF40335D40}" type="presOf" srcId="{51776256-9F8E-4536-BB48-6DA30687CFFC}" destId="{3E3DB4FC-0BCC-444F-B680-482F46B510C9}" srcOrd="0" destOrd="0" presId="urn:microsoft.com/office/officeart/2005/8/layout/lProcess3"/>
-    <dgm:cxn modelId="{B0B444EE-8E04-463E-A3FF-000779BD106A}" srcId="{263020B3-51F2-4C08-A875-DFF2CBA51B4C}" destId="{30920CA6-443B-4126-9499-509FD286E921}" srcOrd="1" destOrd="0" parTransId="{C1A4ED42-EEA8-4357-A18D-3B0DDB02B469}" sibTransId="{3B739BD5-9B0D-4407-9058-42033C75F810}"/>
-    <dgm:cxn modelId="{3E3CA4AB-410E-4BA2-86B0-39A3300B6849}" type="presOf" srcId="{263020B3-51F2-4C08-A875-DFF2CBA51B4C}" destId="{B0745F7A-90B9-499B-9FC5-AC8F67D40275}" srcOrd="0" destOrd="0" presId="urn:microsoft.com/office/officeart/2005/8/layout/lProcess3"/>
-    <dgm:cxn modelId="{0929307F-2569-4D13-A20E-DE4D97C219CF}" type="presOf" srcId="{FE7364F6-4404-4C57-82D6-4112A5AEB7E0}" destId="{82F46500-A2F1-4A8E-80F9-BDC2440A2E8A}" srcOrd="0" destOrd="0" presId="urn:microsoft.com/office/officeart/2005/8/layout/lProcess3"/>
     <dgm:cxn modelId="{7429A846-2D93-4CA3-B911-68D8833984B3}" type="presParOf" srcId="{B0745F7A-90B9-499B-9FC5-AC8F67D40275}" destId="{CC87E256-E655-44BA-9438-5ABD4EB8E5AE}" srcOrd="0" destOrd="0" presId="urn:microsoft.com/office/officeart/2005/8/layout/lProcess3"/>
     <dgm:cxn modelId="{70E44F5F-11BA-4624-8BBA-81864F0809F0}" type="presParOf" srcId="{CC87E256-E655-44BA-9438-5ABD4EB8E5AE}" destId="{3E3DB4FC-0BCC-444F-B680-482F46B510C9}" srcOrd="0" destOrd="0" presId="urn:microsoft.com/office/officeart/2005/8/layout/lProcess3"/>
     <dgm:cxn modelId="{3C1857B7-F37D-45A0-BDC8-4D90F9320D56}" type="presParOf" srcId="{CC87E256-E655-44BA-9438-5ABD4EB8E5AE}" destId="{23887310-C9AC-4048-BBAB-1D795A50439C}" srcOrd="1" destOrd="0" presId="urn:microsoft.com/office/officeart/2005/8/layout/lProcess3"/>
@@ -21966,7 +21715,7 @@
   <dgm:whole/>
   <dgm:extLst>
     <a:ext uri="http://schemas.microsoft.com/office/drawing/2008/diagram">
-      <dsp:dataModelExt xmlns:dsp="http://schemas.microsoft.com/office/drawing/2008/diagram" relId="rId28" minVer="http://schemas.openxmlformats.org/drawingml/2006/diagram"/>
+      <dsp:dataModelExt xmlns:dsp="http://schemas.microsoft.com/office/drawing/2008/diagram" relId="rId29" minVer="http://schemas.openxmlformats.org/drawingml/2006/diagram"/>
     </a:ext>
   </dgm:extLst>
 </dgm:dataModel>
@@ -22112,7 +21861,7 @@
         </a:bodyPr>
         <a:lstStyle/>
         <a:p>
-          <a:pPr lvl="0" algn="ctr" defTabSz="355600">
+          <a:pPr marL="0" lvl="0" indent="0" algn="ctr" defTabSz="355600">
             <a:lnSpc>
               <a:spcPct val="90000"/>
             </a:lnSpc>
@@ -22122,6 +21871,7 @@
             <a:spcAft>
               <a:spcPct val="35000"/>
             </a:spcAft>
+            <a:buNone/>
           </a:pPr>
           <a:r>
             <a:rPr lang="es-CO" sz="800" kern="1200">
@@ -22195,7 +21945,7 @@
         </a:bodyPr>
         <a:lstStyle/>
         <a:p>
-          <a:pPr lvl="0" algn="ctr" defTabSz="488950">
+          <a:pPr marL="0" lvl="0" indent="0" algn="ctr" defTabSz="488950">
             <a:lnSpc>
               <a:spcPct val="90000"/>
             </a:lnSpc>
@@ -22205,6 +21955,7 @@
             <a:spcAft>
               <a:spcPct val="35000"/>
             </a:spcAft>
+            <a:buNone/>
           </a:pPr>
           <a:r>
             <a:rPr lang="es-CO" sz="1100" kern="1200">
@@ -22356,7 +22107,7 @@
         </a:bodyPr>
         <a:lstStyle/>
         <a:p>
-          <a:pPr lvl="0" algn="ctr" defTabSz="355600">
+          <a:pPr marL="0" lvl="0" indent="0" algn="ctr" defTabSz="355600">
             <a:lnSpc>
               <a:spcPct val="90000"/>
             </a:lnSpc>
@@ -22366,6 +22117,7 @@
             <a:spcAft>
               <a:spcPct val="35000"/>
             </a:spcAft>
+            <a:buNone/>
           </a:pPr>
           <a:r>
             <a:rPr lang="es-CO" sz="800" kern="1200">
@@ -22439,7 +22191,7 @@
         </a:bodyPr>
         <a:lstStyle/>
         <a:p>
-          <a:pPr lvl="0" algn="ctr" defTabSz="488950">
+          <a:pPr marL="0" lvl="0" indent="0" algn="ctr" defTabSz="488950">
             <a:lnSpc>
               <a:spcPct val="90000"/>
             </a:lnSpc>
@@ -22449,6 +22201,7 @@
             <a:spcAft>
               <a:spcPct val="35000"/>
             </a:spcAft>
+            <a:buNone/>
           </a:pPr>
           <a:r>
             <a:rPr lang="es-CO" sz="1100" kern="1200">
@@ -22600,7 +22353,7 @@
         </a:bodyPr>
         <a:lstStyle/>
         <a:p>
-          <a:pPr lvl="0" algn="ctr" defTabSz="355600">
+          <a:pPr marL="0" lvl="0" indent="0" algn="ctr" defTabSz="355600">
             <a:lnSpc>
               <a:spcPct val="90000"/>
             </a:lnSpc>
@@ -22610,6 +22363,7 @@
             <a:spcAft>
               <a:spcPct val="35000"/>
             </a:spcAft>
+            <a:buNone/>
           </a:pPr>
           <a:r>
             <a:rPr lang="es-CO" sz="800" kern="1200">
@@ -22683,7 +22437,7 @@
         </a:bodyPr>
         <a:lstStyle/>
         <a:p>
-          <a:pPr lvl="0" algn="ctr" defTabSz="488950">
+          <a:pPr marL="0" lvl="0" indent="0" algn="ctr" defTabSz="488950">
             <a:lnSpc>
               <a:spcPct val="90000"/>
             </a:lnSpc>
@@ -22693,6 +22447,7 @@
             <a:spcAft>
               <a:spcPct val="35000"/>
             </a:spcAft>
+            <a:buNone/>
           </a:pPr>
           <a:r>
             <a:rPr lang="es-CO" sz="1100" kern="1200">
@@ -22781,7 +22536,7 @@
         </a:bodyPr>
         <a:lstStyle/>
         <a:p>
-          <a:pPr lvl="0" algn="ctr" defTabSz="444500">
+          <a:pPr marL="0" lvl="0" indent="0" algn="ctr" defTabSz="444500">
             <a:lnSpc>
               <a:spcPct val="90000"/>
             </a:lnSpc>
@@ -22791,6 +22546,7 @@
             <a:spcAft>
               <a:spcPct val="35000"/>
             </a:spcAft>
+            <a:buNone/>
           </a:pPr>
           <a:r>
             <a:rPr lang="es-CO" sz="1000" kern="1200">
@@ -23015,7 +22771,7 @@
         </a:bodyPr>
         <a:lstStyle/>
         <a:p>
-          <a:pPr lvl="0" algn="ctr" defTabSz="444500">
+          <a:pPr marL="0" lvl="0" indent="0" algn="ctr" defTabSz="444500">
             <a:lnSpc>
               <a:spcPct val="90000"/>
             </a:lnSpc>
@@ -23025,6 +22781,7 @@
             <a:spcAft>
               <a:spcPct val="35000"/>
             </a:spcAft>
+            <a:buNone/>
           </a:pPr>
           <a:r>
             <a:rPr lang="es-CO" sz="1000" kern="1200">
@@ -23249,7 +23006,7 @@
         </a:bodyPr>
         <a:lstStyle/>
         <a:p>
-          <a:pPr lvl="0" algn="ctr" defTabSz="444500">
+          <a:pPr marL="0" lvl="0" indent="0" algn="ctr" defTabSz="444500">
             <a:lnSpc>
               <a:spcPct val="90000"/>
             </a:lnSpc>
@@ -23259,6 +23016,7 @@
             <a:spcAft>
               <a:spcPct val="35000"/>
             </a:spcAft>
+            <a:buNone/>
           </a:pPr>
           <a:r>
             <a:rPr lang="es-CO" sz="1000" kern="1200">
@@ -23483,7 +23241,7 @@
         </a:bodyPr>
         <a:lstStyle/>
         <a:p>
-          <a:pPr lvl="0" algn="ctr" defTabSz="444500">
+          <a:pPr marL="0" lvl="0" indent="0" algn="ctr" defTabSz="444500">
             <a:lnSpc>
               <a:spcPct val="90000"/>
             </a:lnSpc>
@@ -23493,6 +23251,7 @@
             <a:spcAft>
               <a:spcPct val="35000"/>
             </a:spcAft>
+            <a:buNone/>
           </a:pPr>
           <a:r>
             <a:rPr lang="es-CO" sz="1000" kern="1200">
@@ -23726,7 +23485,7 @@
         </a:bodyPr>
         <a:lstStyle/>
         <a:p>
-          <a:pPr lvl="0" algn="ctr" defTabSz="533400">
+          <a:pPr marL="0" lvl="0" indent="0" algn="ctr" defTabSz="533400">
             <a:lnSpc>
               <a:spcPct val="90000"/>
             </a:lnSpc>
@@ -23736,6 +23495,7 @@
             <a:spcAft>
               <a:spcPct val="35000"/>
             </a:spcAft>
+            <a:buNone/>
           </a:pPr>
           <a:r>
             <a:rPr lang="es-CO" sz="1200" kern="1200">
@@ -23811,7 +23571,7 @@
         </a:bodyPr>
         <a:lstStyle/>
         <a:p>
-          <a:pPr lvl="0" algn="ctr" defTabSz="444500">
+          <a:pPr marL="0" lvl="0" indent="0" algn="ctr" defTabSz="444500">
             <a:lnSpc>
               <a:spcPct val="90000"/>
             </a:lnSpc>
@@ -23821,6 +23581,7 @@
             <a:spcAft>
               <a:spcPct val="35000"/>
             </a:spcAft>
+            <a:buNone/>
           </a:pPr>
           <a:r>
             <a:rPr lang="es-CO" sz="1000" kern="1200">
@@ -23894,7 +23655,7 @@
         </a:bodyPr>
         <a:lstStyle/>
         <a:p>
-          <a:pPr lvl="0" algn="ctr" defTabSz="533400">
+          <a:pPr marL="0" lvl="0" indent="0" algn="ctr" defTabSz="533400">
             <a:lnSpc>
               <a:spcPct val="90000"/>
             </a:lnSpc>
@@ -23904,6 +23665,7 @@
             <a:spcAft>
               <a:spcPct val="35000"/>
             </a:spcAft>
+            <a:buNone/>
           </a:pPr>
           <a:r>
             <a:rPr lang="es-CO" sz="1200" kern="1200">
@@ -23940,7 +23702,7 @@
           <a:schemeClr val="accent3">
             <a:tint val="40000"/>
             <a:alpha val="90000"/>
-            <a:hueOff val="2143371"/>
+            <a:hueOff val="2143370"/>
             <a:satOff val="-2759"/>
             <a:lumOff val="-215"/>
             <a:alphaOff val="0"/>
@@ -23951,7 +23713,7 @@
             <a:schemeClr val="accent3">
               <a:tint val="40000"/>
               <a:alpha val="90000"/>
-              <a:hueOff val="2143371"/>
+              <a:hueOff val="2143370"/>
               <a:satOff val="-2759"/>
               <a:lumOff val="-215"/>
               <a:alphaOff val="0"/>
@@ -23979,7 +23741,7 @@
         </a:bodyPr>
         <a:lstStyle/>
         <a:p>
-          <a:pPr lvl="0" algn="ctr" defTabSz="444500">
+          <a:pPr marL="0" lvl="0" indent="0" algn="ctr" defTabSz="444500">
             <a:lnSpc>
               <a:spcPct val="90000"/>
             </a:lnSpc>
@@ -23989,6 +23751,7 @@
             <a:spcAft>
               <a:spcPct val="35000"/>
             </a:spcAft>
+            <a:buNone/>
           </a:pPr>
           <a:r>
             <a:rPr lang="es-CO" sz="1000" kern="1200">
@@ -24062,7 +23825,7 @@
         </a:bodyPr>
         <a:lstStyle/>
         <a:p>
-          <a:pPr lvl="0" algn="ctr" defTabSz="533400">
+          <a:pPr marL="0" lvl="0" indent="0" algn="ctr" defTabSz="533400">
             <a:lnSpc>
               <a:spcPct val="90000"/>
             </a:lnSpc>
@@ -24072,6 +23835,7 @@
             <a:spcAft>
               <a:spcPct val="35000"/>
             </a:spcAft>
+            <a:buNone/>
           </a:pPr>
           <a:r>
             <a:rPr lang="es-CO" sz="1200" kern="1200">
@@ -24108,7 +23872,7 @@
           <a:schemeClr val="accent3">
             <a:tint val="40000"/>
             <a:alpha val="90000"/>
-            <a:hueOff val="4286742"/>
+            <a:hueOff val="4286740"/>
             <a:satOff val="-5517"/>
             <a:lumOff val="-430"/>
             <a:alphaOff val="0"/>
@@ -24119,7 +23883,7 @@
             <a:schemeClr val="accent3">
               <a:tint val="40000"/>
               <a:alpha val="90000"/>
-              <a:hueOff val="4286742"/>
+              <a:hueOff val="4286740"/>
               <a:satOff val="-5517"/>
               <a:lumOff val="-430"/>
               <a:alphaOff val="0"/>
@@ -24147,7 +23911,7 @@
         </a:bodyPr>
         <a:lstStyle/>
         <a:p>
-          <a:pPr lvl="0" algn="ctr" defTabSz="444500">
+          <a:pPr marL="0" lvl="0" indent="0" algn="ctr" defTabSz="444500">
             <a:lnSpc>
               <a:spcPct val="90000"/>
             </a:lnSpc>
@@ -24157,6 +23921,7 @@
             <a:spcAft>
               <a:spcPct val="35000"/>
             </a:spcAft>
+            <a:buNone/>
           </a:pPr>
           <a:r>
             <a:rPr lang="es-CO" sz="1000" kern="1200">
@@ -24230,7 +23995,7 @@
         </a:bodyPr>
         <a:lstStyle/>
         <a:p>
-          <a:pPr lvl="0" algn="ctr" defTabSz="533400">
+          <a:pPr marL="0" lvl="0" indent="0" algn="ctr" defTabSz="533400">
             <a:lnSpc>
               <a:spcPct val="90000"/>
             </a:lnSpc>
@@ -24240,6 +24005,7 @@
             <a:spcAft>
               <a:spcPct val="35000"/>
             </a:spcAft>
+            <a:buNone/>
           </a:pPr>
           <a:r>
             <a:rPr lang="es-CO" sz="1200" kern="1200">
@@ -24276,7 +24042,7 @@
           <a:schemeClr val="accent3">
             <a:tint val="40000"/>
             <a:alpha val="90000"/>
-            <a:hueOff val="6430112"/>
+            <a:hueOff val="6430110"/>
             <a:satOff val="-8276"/>
             <a:lumOff val="-645"/>
             <a:alphaOff val="0"/>
@@ -24287,7 +24053,7 @@
             <a:schemeClr val="accent3">
               <a:tint val="40000"/>
               <a:alpha val="90000"/>
-              <a:hueOff val="6430112"/>
+              <a:hueOff val="6430110"/>
               <a:satOff val="-8276"/>
               <a:lumOff val="-645"/>
               <a:alphaOff val="0"/>
@@ -24315,7 +24081,7 @@
         </a:bodyPr>
         <a:lstStyle/>
         <a:p>
-          <a:pPr lvl="0" algn="ctr" defTabSz="444500">
+          <a:pPr marL="0" lvl="0" indent="0" algn="ctr" defTabSz="444500">
             <a:lnSpc>
               <a:spcPct val="90000"/>
             </a:lnSpc>
@@ -24325,6 +24091,7 @@
             <a:spcAft>
               <a:spcPct val="35000"/>
             </a:spcAft>
+            <a:buNone/>
           </a:pPr>
           <a:r>
             <a:rPr lang="es-CO" sz="1000" kern="1200">
@@ -24398,7 +24165,7 @@
         </a:bodyPr>
         <a:lstStyle/>
         <a:p>
-          <a:pPr lvl="0" algn="ctr" defTabSz="533400">
+          <a:pPr marL="0" lvl="0" indent="0" algn="ctr" defTabSz="533400">
             <a:lnSpc>
               <a:spcPct val="90000"/>
             </a:lnSpc>
@@ -24408,6 +24175,7 @@
             <a:spcAft>
               <a:spcPct val="35000"/>
             </a:spcAft>
+            <a:buNone/>
           </a:pPr>
           <a:r>
             <a:rPr lang="es-CO" sz="1200" kern="1200">
@@ -24444,7 +24212,7 @@
           <a:schemeClr val="accent3">
             <a:tint val="40000"/>
             <a:alpha val="90000"/>
-            <a:hueOff val="8573483"/>
+            <a:hueOff val="8573481"/>
             <a:satOff val="-11034"/>
             <a:lumOff val="-860"/>
             <a:alphaOff val="0"/>
@@ -24455,7 +24223,7 @@
             <a:schemeClr val="accent3">
               <a:tint val="40000"/>
               <a:alpha val="90000"/>
-              <a:hueOff val="8573483"/>
+              <a:hueOff val="8573481"/>
               <a:satOff val="-11034"/>
               <a:lumOff val="-860"/>
               <a:alphaOff val="0"/>
@@ -24483,7 +24251,7 @@
         </a:bodyPr>
         <a:lstStyle/>
         <a:p>
-          <a:pPr lvl="0" algn="ctr" defTabSz="444500">
+          <a:pPr marL="0" lvl="0" indent="0" algn="ctr" defTabSz="444500">
             <a:lnSpc>
               <a:spcPct val="90000"/>
             </a:lnSpc>
@@ -24493,6 +24261,7 @@
             <a:spcAft>
               <a:spcPct val="35000"/>
             </a:spcAft>
+            <a:buNone/>
           </a:pPr>
           <a:r>
             <a:rPr lang="es-CO" sz="1000" kern="1200">
@@ -24566,7 +24335,7 @@
         </a:bodyPr>
         <a:lstStyle/>
         <a:p>
-          <a:pPr lvl="0" algn="ctr" defTabSz="533400">
+          <a:pPr marL="0" lvl="0" indent="0" algn="ctr" defTabSz="533400">
             <a:lnSpc>
               <a:spcPct val="90000"/>
             </a:lnSpc>
@@ -24576,6 +24345,7 @@
             <a:spcAft>
               <a:spcPct val="35000"/>
             </a:spcAft>
+            <a:buNone/>
           </a:pPr>
           <a:r>
             <a:rPr lang="es-CO" sz="1200" kern="1200">
@@ -24612,7 +24382,7 @@
           <a:schemeClr val="accent3">
             <a:tint val="40000"/>
             <a:alpha val="90000"/>
-            <a:hueOff val="10716854"/>
+            <a:hueOff val="10716850"/>
             <a:satOff val="-13793"/>
             <a:lumOff val="-1075"/>
             <a:alphaOff val="0"/>
@@ -24623,7 +24393,7 @@
             <a:schemeClr val="accent3">
               <a:tint val="40000"/>
               <a:alpha val="90000"/>
-              <a:hueOff val="10716854"/>
+              <a:hueOff val="10716850"/>
               <a:satOff val="-13793"/>
               <a:lumOff val="-1075"/>
               <a:alphaOff val="0"/>
@@ -24651,7 +24421,7 @@
         </a:bodyPr>
         <a:lstStyle/>
         <a:p>
-          <a:pPr lvl="0" algn="ctr" defTabSz="444500">
+          <a:pPr marL="0" lvl="0" indent="0" algn="ctr" defTabSz="444500">
             <a:lnSpc>
               <a:spcPct val="90000"/>
             </a:lnSpc>
@@ -24661,6 +24431,7 @@
             <a:spcAft>
               <a:spcPct val="35000"/>
             </a:spcAft>
+            <a:buNone/>
           </a:pPr>
           <a:r>
             <a:rPr lang="es-CO" sz="1000" kern="1200">
@@ -27226,7 +26997,7 @@
 </file>
 
 <file path=word/diagrams/quickStyle1.xml><?xml version="1.0" encoding="utf-8"?>
-<dgm:styleDef xmlns:dgm="http://schemas.openxmlformats.org/drawingml/2006/diagram" xmlns:a="http://schemas.openxmlformats.org/drawingml/2006/main" uniqueId="urn:microsoft.com/office/officeart/2005/8/quickstyle/simple1">
+<dgm:styleDef xmlns:dgm="http://schemas.openxmlformats.org/drawingml/2006/diagram" xmlns:a="http://schemas.openxmlformats.org/drawingml/2006/main" uniqueId="urn:microsoft.com/office/officeart/2005/8/quickstyle/simple1#4">
   <dgm:title val=""/>
   <dgm:desc val=""/>
   <dgm:catLst>
@@ -28260,7 +28031,7 @@
 </file>
 
 <file path=word/diagrams/quickStyle2.xml><?xml version="1.0" encoding="utf-8"?>
-<dgm:styleDef xmlns:dgm="http://schemas.openxmlformats.org/drawingml/2006/diagram" xmlns:a="http://schemas.openxmlformats.org/drawingml/2006/main" uniqueId="urn:microsoft.com/office/officeart/2005/8/quickstyle/simple1">
+<dgm:styleDef xmlns:dgm="http://schemas.openxmlformats.org/drawingml/2006/diagram" xmlns:a="http://schemas.openxmlformats.org/drawingml/2006/main" uniqueId="urn:microsoft.com/office/officeart/2005/8/quickstyle/simple1#5">
   <dgm:title val=""/>
   <dgm:desc val=""/>
   <dgm:catLst>
@@ -29294,7 +29065,7 @@
 </file>
 
 <file path=word/diagrams/quickStyle3.xml><?xml version="1.0" encoding="utf-8"?>
-<dgm:styleDef xmlns:dgm="http://schemas.openxmlformats.org/drawingml/2006/diagram" xmlns:a="http://schemas.openxmlformats.org/drawingml/2006/main" uniqueId="urn:microsoft.com/office/officeart/2005/8/quickstyle/simple1">
+<dgm:styleDef xmlns:dgm="http://schemas.openxmlformats.org/drawingml/2006/diagram" xmlns:a="http://schemas.openxmlformats.org/drawingml/2006/main" uniqueId="urn:microsoft.com/office/officeart/2005/8/quickstyle/simple1#6">
   <dgm:title val=""/>
   <dgm:desc val=""/>
   <dgm:catLst>
@@ -30648,6 +30419,15 @@
 </file>
 
 <file path=customXml/item1.xml><?xml version="1.0" encoding="utf-8"?>
+<?mso-contentType ?>
+<FormTemplates xmlns="http://schemas.microsoft.com/sharepoint/v3/contenttype/forms">
+  <Display>DocumentLibraryForm</Display>
+  <Edit>DocumentLibraryForm</Edit>
+  <New>DocumentLibraryForm</New>
+</FormTemplates>
+</file>
+
+<file path=customXml/item2.xml><?xml version="1.0" encoding="utf-8"?>
 <ct:contentTypeSchema xmlns:ct="http://schemas.microsoft.com/office/2006/metadata/contentType" xmlns:ma="http://schemas.microsoft.com/office/2006/metadata/properties/metaAttributes" ct:_="" ma:_="" ma:contentTypeName="Documento" ma:contentTypeID="0x010100FD531872C7CE554584EF00C37E403D8B" ma:contentTypeVersion="12" ma:contentTypeDescription="Crear nuevo documento." ma:contentTypeScope="" ma:versionID="a0d89fd5b48a615df9537d24884bb7c6">
   <xsd:schema xmlns:xsd="http://www.w3.org/2001/XMLSchema" xmlns:xs="http://www.w3.org/2001/XMLSchema" xmlns:p="http://schemas.microsoft.com/office/2006/metadata/properties" xmlns:ns2="2b6b437a-5846-4934-ac66-7de06297595b" xmlns:ns3="2c0ff4f8-6664-4eb8-8bb0-965f2536cb1b" targetNamespace="http://schemas.microsoft.com/office/2006/metadata/properties" ma:root="true" ma:fieldsID="50ca0175e5ef1c7ebc90c8a78e9b38bb" ns2:_="" ns3:_="">
     <xsd:import namespace="2b6b437a-5846-4934-ac66-7de06297595b"/>
@@ -30848,22 +30628,10 @@
 </ct:contentTypeSchema>
 </file>
 
-<file path=customXml/item2.xml><?xml version="1.0" encoding="utf-8"?>
-<?mso-contentType ?>
-<FormTemplates xmlns="http://schemas.microsoft.com/sharepoint/v3/contenttype/forms">
-  <Display>DocumentLibraryForm</Display>
-  <Edit>DocumentLibraryForm</Edit>
-  <New>DocumentLibraryForm</New>
-</FormTemplates>
-</file>
-
 <file path=customXml/item3.xml><?xml version="1.0" encoding="utf-8"?>
-<s:customData xmlns="http://www.wps.cn/officeDocument/2013/wpsCustomData" xmlns:s="http://www.wps.cn/officeDocument/2013/wpsCustomData">
-  <customSectProps/>
-  <customShpExts>
-    <customShpInfo spid="_x0000_s1026" textRotate="1"/>
-  </customShpExts>
-</s:customData>
+<go:gDocsCustomXmlDataStorage xmlns:go="http://customooxmlschemas.google.com/" xmlns:r="http://schemas.openxmlformats.org/officeDocument/2006/relationships">
+  <go:docsCustomData xmlns:go="http://customooxmlschemas.google.com/" roundtripDataSignature="AMtx7mh3w1sXrKwdjzYCxjbwPkf7wsIk5w==">AMUW2mWhRc/xLonLdtoI8dz4BVu2GREgE7++Eme5Ko+W5/2G+QfXPKxV7NwLPPaJ77IM2LrlHDguxVZnDKcg4iQIvJIe+zJ9DBWjUaWFI+z0k4HbdiCFsJo=</go:docsCustomData>
+</go:gDocsCustomXmlDataStorage>
 </file>
 
 <file path=customXml/item4.xml><?xml version="1.0" encoding="utf-8"?>
@@ -30878,16 +30646,15 @@
 </file>
 
 <file path=customXml/item5.xml><?xml version="1.0" encoding="utf-8"?>
-<go:gDocsCustomXmlDataStorage xmlns:go="http://customooxmlschemas.google.com/" xmlns:r="http://schemas.openxmlformats.org/officeDocument/2006/relationships">
-  <go:docsCustomData xmlns:go="http://customooxmlschemas.google.com/" roundtripDataSignature="AMtx7mh3w1sXrKwdjzYCxjbwPkf7wsIk5w==">AMUW2mWhRc/xLonLdtoI8dz4BVu2GREgE7++Eme5Ko+W5/2G+QfXPKxV7NwLPPaJ77IM2LrlHDguxVZnDKcg4iQIvJIe+zJ9DBWjUaWFI+z0k4HbdiCFsJo=</go:docsCustomData>
-</go:gDocsCustomXmlDataStorage>
+<s:customData xmlns="http://www.wps.cn/officeDocument/2013/wpsCustomData" xmlns:s="http://www.wps.cn/officeDocument/2013/wpsCustomData">
+  <customSectProps/>
+  <customShpExts>
+    <customShpInfo spid="_x0000_s1026" textRotate="1"/>
+  </customShpExts>
+</s:customData>
 </file>
 
 <file path=customXml/itemProps1.xml><?xml version="1.0" encoding="utf-8"?>
-<ds:datastoreItem xmlns:ds="http://schemas.openxmlformats.org/officeDocument/2006/customXml" ds:itemID="{3EA0E0F3-6A04-4B64-B1AD-A6D2BA7455D8}"/>
-</file>
-
-<file path=customXml/itemProps2.xml><?xml version="1.0" encoding="utf-8"?>
 <ds:datastoreItem xmlns:ds="http://schemas.openxmlformats.org/officeDocument/2006/customXml" ds:itemID="{83102ECF-E44F-4F73-A78F-FE313D1BFB9A}">
   <ds:schemaRefs>
     <ds:schemaRef ds:uri="http://schemas.microsoft.com/sharepoint/v3/contenttype/forms"/>
@@ -30895,10 +30662,30 @@
 </ds:datastoreItem>
 </file>
 
+<file path=customXml/itemProps2.xml><?xml version="1.0" encoding="utf-8"?>
+<ds:datastoreItem xmlns:ds="http://schemas.openxmlformats.org/officeDocument/2006/customXml" ds:itemID="{3EA0E0F3-6A04-4B64-B1AD-A6D2BA7455D8}">
+  <ds:schemaRefs>
+    <ds:schemaRef ds:uri="http://schemas.microsoft.com/office/2006/metadata/contentType"/>
+    <ds:schemaRef ds:uri="http://schemas.microsoft.com/office/2006/metadata/properties/metaAttributes"/>
+    <ds:schemaRef ds:uri="http://www.w3.org/2001/XMLSchema"/>
+    <ds:schemaRef ds:uri="http://schemas.microsoft.com/office/2006/metadata/properties"/>
+    <ds:schemaRef ds:uri="2b6b437a-5846-4934-ac66-7de06297595b"/>
+    <ds:schemaRef ds:uri="2c0ff4f8-6664-4eb8-8bb0-965f2536cb1b"/>
+    <ds:schemaRef ds:uri="http://schemas.microsoft.com/office/2006/documentManagement/types"/>
+    <ds:schemaRef ds:uri="http://schemas.microsoft.com/office/infopath/2007/PartnerControls"/>
+    <ds:schemaRef ds:uri="http://schemas.openxmlformats.org/package/2006/metadata/core-properties"/>
+    <ds:schemaRef ds:uri="http://purl.org/dc/elements/1.1/"/>
+    <ds:schemaRef ds:uri="http://purl.org/dc/terms/"/>
+    <ds:schemaRef ds:uri="http://schemas.microsoft.com/internal/obd"/>
+  </ds:schemaRefs>
+</ds:datastoreItem>
+</file>
+
 <file path=customXml/itemProps3.xml><?xml version="1.0" encoding="utf-8"?>
-<ds:datastoreItem xmlns:ds="http://schemas.openxmlformats.org/officeDocument/2006/customXml" ds:itemID="{B1977F7D-205B-4081-913C-38D41E755F92}">
+<ds:datastoreItem xmlns:ds="http://schemas.openxmlformats.org/officeDocument/2006/customXml" ds:itemID="{11111111-1234-1234-1234-123412341234}">
   <ds:schemaRefs>
-    <ds:schemaRef ds:uri="http://www.wps.cn/officeDocument/2013/wpsCustomData"/>
+    <ds:schemaRef ds:uri="http://customooxmlschemas.google.com/"/>
+    <ds:schemaRef ds:uri="http://schemas.openxmlformats.org/officeDocument/2006/relationships"/>
   </ds:schemaRefs>
 </ds:datastoreItem>
 </file>
@@ -30908,17 +30695,16 @@
   <ds:schemaRefs>
     <ds:schemaRef ds:uri="http://schemas.microsoft.com/office/2006/metadata/properties"/>
     <ds:schemaRef ds:uri="http://schemas.microsoft.com/office/infopath/2007/PartnerControls"/>
-    <ds:schemaRef ds:uri="cb45339b-ced9-4d0d-8f64-77573914d53b"/>
-    <ds:schemaRef ds:uri="43a3ca16-9c26-4813-b83f-4aec9927b43f"/>
+    <ds:schemaRef ds:uri="2c0ff4f8-6664-4eb8-8bb0-965f2536cb1b"/>
+    <ds:schemaRef ds:uri="2b6b437a-5846-4934-ac66-7de06297595b"/>
   </ds:schemaRefs>
 </ds:datastoreItem>
 </file>
 
 <file path=customXml/itemProps5.xml><?xml version="1.0" encoding="utf-8"?>
-<ds:datastoreItem xmlns:ds="http://schemas.openxmlformats.org/officeDocument/2006/customXml" ds:itemID="{11111111-1234-1234-1234-123412341234}">
+<ds:datastoreItem xmlns:ds="http://schemas.openxmlformats.org/officeDocument/2006/customXml" ds:itemID="{B1977F7D-205B-4081-913C-38D41E755F92}">
   <ds:schemaRefs>
-    <ds:schemaRef ds:uri="http://customooxmlschemas.google.com/"/>
-    <ds:schemaRef ds:uri="http://schemas.openxmlformats.org/officeDocument/2006/relationships"/>
+    <ds:schemaRef ds:uri="http://www.wps.cn/officeDocument/2013/wpsCustomData"/>
   </ds:schemaRefs>
 </ds:datastoreItem>
 </file>